--- a/docs/ARCHITECTURE.docx
+++ b/docs/ARCHITECTURE.docx
@@ -3572,7 +3572,7 @@
                 <w:bCs/>
                 <w:lang w:val="en-GB"/>
               </w:rPr>
-              <w:t xml:space="preserve">31 tests green</w:t>
+              <w:t xml:space="preserve">52 tests green</w:t>
             </w:r>
             <w:r>
               <w:rPr>
@@ -3584,7 +3584,7 @@
               <w:rPr>
                 <w:lang w:val="en-GB"/>
               </w:rPr>
-              <w:t xml:space="preserve">(task 1)</w:t>
+              <w:t xml:space="preserve">(tasks 1-2)</w:t>
             </w:r>
           </w:p>
         </w:tc>

--- a/docs/ARCHITECTURE.docx
+++ b/docs/ARCHITECTURE.docx
@@ -3572,7 +3572,7 @@
                 <w:bCs/>
                 <w:lang w:val="en-GB"/>
               </w:rPr>
-              <w:t xml:space="preserve">52 tests green</w:t>
+              <w:t xml:space="preserve">85 tests green</w:t>
             </w:r>
             <w:r>
               <w:rPr>
@@ -3584,7 +3584,7 @@
               <w:rPr>
                 <w:lang w:val="en-GB"/>
               </w:rPr>
-              <w:t xml:space="preserve">(tasks 1-2)</w:t>
+              <w:t xml:space="preserve">(tasks 1-3)</w:t>
             </w:r>
           </w:p>
         </w:tc>

--- a/docs/ARCHITECTURE.docx
+++ b/docs/ARCHITECTURE.docx
@@ -64,7 +64,7 @@
         </w:p>
       </w:sdtContent>
     </w:sdt>
-    <w:bookmarkStart w:id="57" w:name="X782f1fbb4c22fdc4379a46c52d2b6f57d40991d"/>
+    <w:bookmarkStart w:id="58" w:name="X782f1fbb4c22fdc4379a46c52d2b6f57d40991d"/>
     <w:p>
       <w:pPr>
         <w:pStyle w:val="Heading1"/>
@@ -3572,7 +3572,7 @@
                 <w:bCs/>
                 <w:lang w:val="en-GB"/>
               </w:rPr>
-              <w:t xml:space="preserve">85 tests green</w:t>
+              <w:t xml:space="preserve">121 tests green</w:t>
             </w:r>
             <w:r>
               <w:rPr>
@@ -3584,7 +3584,7 @@
               <w:rPr>
                 <w:lang w:val="en-GB"/>
               </w:rPr>
-              <w:t xml:space="preserve">(tasks 1-3)</w:t>
+              <w:t xml:space="preserve">(tasks 1-3, 5)</w:t>
             </w:r>
           </w:p>
         </w:tc>
@@ -3661,9 +3661,23 @@
             </w:pPr>
             <w:r>
               <w:rPr>
-                <w:lang w:val="en-GB"/>
-              </w:rPr>
-              <w:t xml:space="preserve">pending (task 4)</w:t>
+                <w:b/>
+                <w:bCs/>
+                <w:lang w:val="en-GB"/>
+              </w:rPr>
+              <w:t xml:space="preserve">15 scenarios green</w:t>
+            </w:r>
+            <w:r>
+              <w:rPr>
+                <w:lang w:val="en-GB"/>
+              </w:rPr>
+              <w:t xml:space="preserve"> </w:t>
+            </w:r>
+            <w:r>
+              <w:rPr>
+                <w:lang w:val="en-GB"/>
+              </w:rPr>
+              <w:t xml:space="preserve">(task 4)</w:t>
             </w:r>
           </w:p>
         </w:tc>
@@ -3734,9 +3748,23 @@
             </w:pPr>
             <w:r>
               <w:rPr>
-                <w:lang w:val="en-GB"/>
-              </w:rPr>
-              <w:t xml:space="preserve">pending (task 5)</w:t>
+                <w:b/>
+                <w:bCs/>
+                <w:lang w:val="en-GB"/>
+              </w:rPr>
+              <w:t xml:space="preserve">1 scenario green</w:t>
+            </w:r>
+            <w:r>
+              <w:rPr>
+                <w:lang w:val="en-GB"/>
+              </w:rPr>
+              <w:t xml:space="preserve"> </w:t>
+            </w:r>
+            <w:r>
+              <w:rPr>
+                <w:lang w:val="en-GB"/>
+              </w:rPr>
+              <w:t xml:space="preserve">(task 5)</w:t>
             </w:r>
           </w:p>
         </w:tc>
@@ -3971,7 +3999,7 @@
       </w:r>
     </w:p>
     <w:bookmarkEnd w:id="50"/>
-    <w:bookmarkStart w:id="53" w:name="X6e99fd5e441c1dcb126b0d0c46911f5f194195c"/>
+    <w:bookmarkStart w:id="54" w:name="X6e99fd5e441c1dcb126b0d0c46911f5f194195c"/>
     <w:p>
       <w:pPr>
         <w:pStyle w:val="Heading2"/>
@@ -6059,7 +6087,7 @@
       </w:r>
     </w:p>
     <w:bookmarkEnd w:id="51"/>
-    <w:bookmarkStart w:id="52" w:name="known-coverage-gap"/>
+    <w:bookmarkStart w:id="52" w:name="the-committed-sample-spec-83"/>
     <w:p>
       <w:pPr>
         <w:pStyle w:val="Heading3"/>
@@ -6068,7 +6096,7 @@
         <w:rPr>
           <w:lang w:val="en-GB"/>
         </w:rPr>
-        <w:t xml:space="preserve">Known coverage gap</w:t>
+        <w:t xml:space="preserve">The committed sample (SPEC 8.3)</w:t>
       </w:r>
     </w:p>
     <w:p>
@@ -6077,117 +6105,66 @@
       </w:pPr>
       <w:r>
         <w:rPr>
-          <w:lang w:val="en-GB"/>
-        </w:rPr>
-        <w:t xml:space="preserve">No scenario asserts the message key on</w:t>
-      </w:r>
-      <w:r>
-        <w:rPr>
-          <w:lang w:val="en-GB"/>
-        </w:rPr>
-        <w:t xml:space="preserve"> </w:t>
-      </w:r>
-      <w:r>
-        <w:rPr>
-          <w:rStyle w:val="VerbatimChar"/>
-          <w:lang w:val="en-GB"/>
-        </w:rPr>
-        <w:t xml:space="preserve">booking.enriched</w:t>
-      </w:r>
-      <w:r>
-        <w:rPr>
-          <w:lang w:val="en-GB"/>
-        </w:rPr>
-        <w:t xml:space="preserve">; BKG-18 covers only</w:t>
-      </w:r>
-      <w:r>
-        <w:rPr>
-          <w:lang w:val="en-GB"/>
-        </w:rPr>
-        <w:t xml:space="preserve"> </w:t>
-      </w:r>
-      <w:r>
-        <w:rPr>
-          <w:rStyle w:val="VerbatimChar"/>
-          <w:lang w:val="en-GB"/>
-        </w:rPr>
-        <w:t xml:space="preserve">booking.flagged</w:t>
-      </w:r>
-      <w:r>
-        <w:rPr>
-          <w:lang w:val="en-GB"/>
-        </w:rPr>
-        <w:t xml:space="preserve">, while SPEC §2 mandates</w:t>
-      </w:r>
-      <w:r>
-        <w:rPr>
-          <w:lang w:val="en-GB"/>
-        </w:rPr>
-        <w:t xml:space="preserve"> </w:t>
-      </w:r>
-      <w:r>
-        <w:rPr>
-          <w:rStyle w:val="VerbatimChar"/>
-          <w:lang w:val="en-GB"/>
-        </w:rPr>
-        <w:t xml:space="preserve">bookingId</w:t>
-      </w:r>
-      <w:r>
-        <w:rPr>
-          <w:lang w:val="en-GB"/>
-        </w:rPr>
-        <w:t xml:space="preserve"> </w:t>
-      </w:r>
-      <w:r>
-        <w:rPr>
-          <w:lang w:val="en-GB"/>
-        </w:rPr>
-        <w:t xml:space="preserve">as the key on all three</w:t>
-      </w:r>
-      <w:r>
-        <w:rPr>
-          <w:lang w:val="en-GB"/>
-        </w:rPr>
-        <w:t xml:space="preserve"> </w:t>
-      </w:r>
-      <w:r>
-        <w:rPr>
-          <w:lang w:val="en-GB"/>
-        </w:rPr>
-        <w:t xml:space="preserve">topics. Closing this needs a new scenario, which is a change to the locked</w:t>
-      </w:r>
-      <w:r>
-        <w:rPr>
-          <w:lang w:val="en-GB"/>
-        </w:rPr>
-        <w:t xml:space="preserve"> </w:t>
-      </w:r>
-      <w:r>
-        <w:rPr>
-          <w:lang w:val="en-GB"/>
-        </w:rPr>
-        <w:t xml:space="preserve">feature file and therefore a decision for the spec owner.</w:t>
-      </w:r>
-    </w:p>
-    <w:p>
-      <w:r>
-        <w:pict>
-          <v:rect style="width:0;height:1.5pt" o:hralign="center" o:hrstd="t" o:hr="t"/>
-        </w:pict>
-      </w:r>
-    </w:p>
-    <w:bookmarkEnd w:id="52"/>
-    <w:bookmarkEnd w:id="53"/>
-    <w:bookmarkStart w:id="54" w:name="flag-reasons-spec-6"/>
-    <w:p>
-      <w:pPr>
-        <w:pStyle w:val="Heading2"/>
-      </w:pPr>
-      <w:r>
-        <w:rPr>
-          <w:lang w:val="en-GB"/>
-        </w:rPr>
-        <w:t xml:space="preserve">Flag reasons (SPEC §6)</w:t>
+          <w:rStyle w:val="VerbatimChar"/>
+          <w:lang w:val="en-GB"/>
+        </w:rPr>
+        <w:t xml:space="preserve">data/bookings-sample.jsonl</w:t>
+      </w:r>
+      <w:r>
+        <w:rPr>
+          <w:lang w:val="en-GB"/>
+        </w:rPr>
+        <w:t xml:space="preserve"> </w:t>
+      </w:r>
+      <w:r>
+        <w:rPr>
+          <w:lang w:val="en-GB"/>
+        </w:rPr>
+        <w:t xml:space="preserve">— 200 rows, seed 42 — and its oracle</w:t>
+      </w:r>
+      <w:r>
+        <w:rPr>
+          <w:lang w:val="en-GB"/>
+        </w:rPr>
+        <w:t xml:space="preserve"> </w:t>
+      </w:r>
+      <w:r>
+        <w:rPr>
+          <w:rStyle w:val="VerbatimChar"/>
+          <w:lang w:val="en-GB"/>
+        </w:rPr>
+        <w:t xml:space="preserve">data/bookings-sample.jsonl.expected.json</w:t>
+      </w:r>
+      <w:r>
+        <w:rPr>
+          <w:lang w:val="en-GB"/>
+        </w:rPr>
+        <w:t xml:space="preserve"> </w:t>
+      </w:r>
+      <w:r>
+        <w:rPr>
+          <w:lang w:val="en-GB"/>
+        </w:rPr>
+        <w:t xml:space="preserve">are committed and replayed by</w:t>
+      </w:r>
+      <w:r>
+        <w:rPr>
+          <w:lang w:val="en-GB"/>
+        </w:rPr>
+        <w:t xml:space="preserve"> </w:t>
+      </w:r>
+      <w:r>
+        <w:rPr>
+          <w:rStyle w:val="VerbatimChar"/>
+          <w:lang w:val="en-GB"/>
+        </w:rPr>
+        <w:t xml:space="preserve">features/sample_dataset.feature</w:t>
+      </w:r>
+      <w:r>
+        <w:rPr>
+          <w:lang w:val="en-GB"/>
+        </w:rPr>
+        <w:t xml:space="preserve">. Distribution at the committed seed:</w:t>
       </w:r>
     </w:p>
     <w:tbl>
@@ -6210,25 +6187,19 @@
             <w:pPr>
               <w:pStyle w:val="Compact"/>
             </w:pPr>
-            <w:r>
-              <w:rPr>
-                <w:lang w:val="en-GB"/>
-              </w:rPr>
-              <w:t xml:space="preserve">Origin</w:t>
-            </w:r>
-          </w:p>
-        </w:tc>
-        <w:tc>
-          <w:tcPr/>
-          <w:p>
-            <w:pPr>
-              <w:pStyle w:val="Compact"/>
-            </w:pPr>
-            <w:r>
-              <w:rPr>
-                <w:lang w:val="en-GB"/>
-              </w:rPr>
-              <w:t xml:space="preserve">Destination</w:t>
+          </w:p>
+        </w:tc>
+        <w:tc>
+          <w:tcPr/>
+          <w:p>
+            <w:pPr>
+              <w:pStyle w:val="Compact"/>
+            </w:pPr>
+            <w:r>
+              <w:rPr>
+                <w:lang w:val="en-GB"/>
+              </w:rPr>
+              <w:t xml:space="preserve">Count</w:t>
             </w:r>
           </w:p>
         </w:tc>
@@ -6242,25 +6213,23 @@
             </w:pPr>
             <w:r>
               <w:rPr>
-                <w:rStyle w:val="VerbatimChar"/>
-                <w:lang w:val="en-GB"/>
-              </w:rPr>
-              <w:t xml:space="preserve">UNMATCHED_ORIGIN_CITY</w:t>
-            </w:r>
-          </w:p>
-        </w:tc>
-        <w:tc>
-          <w:tcPr/>
-          <w:p>
-            <w:pPr>
-              <w:pStyle w:val="Compact"/>
-            </w:pPr>
-            <w:r>
-              <w:rPr>
-                <w:rStyle w:val="VerbatimChar"/>
-                <w:lang w:val="en-GB"/>
-              </w:rPr>
-              <w:t xml:space="preserve">UNMATCHED_DESTINATION_CITY</w:t>
+                <w:lang w:val="en-GB"/>
+              </w:rPr>
+              <w:t xml:space="preserve">Enriched</w:t>
+            </w:r>
+          </w:p>
+        </w:tc>
+        <w:tc>
+          <w:tcPr/>
+          <w:p>
+            <w:pPr>
+              <w:pStyle w:val="Compact"/>
+            </w:pPr>
+            <w:r>
+              <w:rPr>
+                <w:lang w:val="en-GB"/>
+              </w:rPr>
+              <w:t xml:space="preserve">93</w:t>
             </w:r>
           </w:p>
         </w:tc>
@@ -6274,25 +6243,23 @@
             </w:pPr>
             <w:r>
               <w:rPr>
-                <w:rStyle w:val="VerbatimChar"/>
-                <w:lang w:val="en-GB"/>
-              </w:rPr>
-              <w:t xml:space="preserve">AMBIGUOUS_ORIGIN_CITY</w:t>
-            </w:r>
-          </w:p>
-        </w:tc>
-        <w:tc>
-          <w:tcPr/>
-          <w:p>
-            <w:pPr>
-              <w:pStyle w:val="Compact"/>
-            </w:pPr>
-            <w:r>
-              <w:rPr>
-                <w:rStyle w:val="VerbatimChar"/>
-                <w:lang w:val="en-GB"/>
-              </w:rPr>
-              <w:t xml:space="preserve">AMBIGUOUS_DESTINATION_CITY</w:t>
+                <w:lang w:val="en-GB"/>
+              </w:rPr>
+              <w:t xml:space="preserve">Flagged</w:t>
+            </w:r>
+          </w:p>
+        </w:tc>
+        <w:tc>
+          <w:tcPr/>
+          <w:p>
+            <w:pPr>
+              <w:pStyle w:val="Compact"/>
+            </w:pPr>
+            <w:r>
+              <w:rPr>
+                <w:lang w:val="en-GB"/>
+              </w:rPr>
+              <w:t xml:space="preserve">107</w:t>
             </w:r>
           </w:p>
         </w:tc>
@@ -6309,6 +6276,68 @@
                 <w:rStyle w:val="VerbatimChar"/>
                 <w:lang w:val="en-GB"/>
               </w:rPr>
+              <w:t xml:space="preserve">UNMATCHED_ORIGIN_CITY</w:t>
+            </w:r>
+          </w:p>
+        </w:tc>
+        <w:tc>
+          <w:tcPr/>
+          <w:p>
+            <w:pPr>
+              <w:pStyle w:val="Compact"/>
+            </w:pPr>
+            <w:r>
+              <w:rPr>
+                <w:lang w:val="en-GB"/>
+              </w:rPr>
+              <w:t xml:space="preserve">24</w:t>
+            </w:r>
+          </w:p>
+        </w:tc>
+      </w:tr>
+      <w:tr>
+        <w:tc>
+          <w:tcPr/>
+          <w:p>
+            <w:pPr>
+              <w:pStyle w:val="Compact"/>
+            </w:pPr>
+            <w:r>
+              <w:rPr>
+                <w:rStyle w:val="VerbatimChar"/>
+                <w:lang w:val="en-GB"/>
+              </w:rPr>
+              <w:t xml:space="preserve">UNMATCHED_DESTINATION_CITY</w:t>
+            </w:r>
+          </w:p>
+        </w:tc>
+        <w:tc>
+          <w:tcPr/>
+          <w:p>
+            <w:pPr>
+              <w:pStyle w:val="Compact"/>
+            </w:pPr>
+            <w:r>
+              <w:rPr>
+                <w:lang w:val="en-GB"/>
+              </w:rPr>
+              <w:t xml:space="preserve">43</w:t>
+            </w:r>
+          </w:p>
+        </w:tc>
+      </w:tr>
+      <w:tr>
+        <w:tc>
+          <w:tcPr/>
+          <w:p>
+            <w:pPr>
+              <w:pStyle w:val="Compact"/>
+            </w:pPr>
+            <w:r>
+              <w:rPr>
+                <w:rStyle w:val="VerbatimChar"/>
+                <w:lang w:val="en-GB"/>
+              </w:rPr>
               <w:t xml:space="preserve">MISSING_ORIGIN_CITY</w:t>
             </w:r>
           </w:p>
@@ -6321,10 +6350,71 @@
             </w:pPr>
             <w:r>
               <w:rPr>
+                <w:lang w:val="en-GB"/>
+              </w:rPr>
+              <w:t xml:space="preserve">21</w:t>
+            </w:r>
+          </w:p>
+        </w:tc>
+      </w:tr>
+      <w:tr>
+        <w:tc>
+          <w:tcPr/>
+          <w:p>
+            <w:pPr>
+              <w:pStyle w:val="Compact"/>
+            </w:pPr>
+            <w:r>
+              <w:rPr>
                 <w:rStyle w:val="VerbatimChar"/>
                 <w:lang w:val="en-GB"/>
               </w:rPr>
               <w:t xml:space="preserve">MISSING_DESTINATION_CITY</w:t>
+            </w:r>
+          </w:p>
+        </w:tc>
+        <w:tc>
+          <w:tcPr/>
+          <w:p>
+            <w:pPr>
+              <w:pStyle w:val="Compact"/>
+            </w:pPr>
+            <w:r>
+              <w:rPr>
+                <w:lang w:val="en-GB"/>
+              </w:rPr>
+              <w:t xml:space="preserve">22</w:t>
+            </w:r>
+          </w:p>
+        </w:tc>
+      </w:tr>
+      <w:tr>
+        <w:tc>
+          <w:tcPr/>
+          <w:p>
+            <w:pPr>
+              <w:pStyle w:val="Compact"/>
+            </w:pPr>
+            <w:r>
+              <w:rPr>
+                <w:rStyle w:val="VerbatimChar"/>
+                <w:lang w:val="en-GB"/>
+              </w:rPr>
+              <w:t xml:space="preserve">MALFORMED_MESSAGE</w:t>
+            </w:r>
+          </w:p>
+        </w:tc>
+        <w:tc>
+          <w:tcPr/>
+          <w:p>
+            <w:pPr>
+              <w:pStyle w:val="Compact"/>
+            </w:pPr>
+            <w:r>
+              <w:rPr>
+                <w:lang w:val="en-GB"/>
+              </w:rPr>
+              <w:t xml:space="preserve">10</w:t>
             </w:r>
           </w:p>
         </w:tc>
@@ -6336,69 +6426,204 @@
       </w:pPr>
       <w:r>
         <w:rPr>
-          <w:lang w:val="en-GB"/>
-        </w:rPr>
-        <w:t xml:space="preserve">Plus</w:t>
-      </w:r>
-      <w:r>
-        <w:rPr>
-          <w:lang w:val="en-GB"/>
-        </w:rPr>
-        <w:t xml:space="preserve"> </w:t>
-      </w:r>
-      <w:r>
-        <w:rPr>
-          <w:rStyle w:val="VerbatimChar"/>
-          <w:lang w:val="en-GB"/>
-        </w:rPr>
-        <w:t xml:space="preserve">MALFORMED_MESSAGE</w:t>
-      </w:r>
-      <w:r>
-        <w:rPr>
-          <w:lang w:val="en-GB"/>
-        </w:rPr>
-        <w:t xml:space="preserve">, for unparseable input (not field-specific).</w:t>
-      </w:r>
-      <w:r>
-        <w:rPr>
-          <w:lang w:val="en-GB"/>
-        </w:rPr>
-        <w:t xml:space="preserve"> </w:t>
-      </w:r>
-      <w:r>
-        <w:rPr>
-          <w:rStyle w:val="VerbatimChar"/>
-          <w:lang w:val="en-GB"/>
-        </w:rPr>
-        <w:t xml:space="preserve">reasons</w:t>
-      </w:r>
-      <w:r>
-        <w:rPr>
-          <w:lang w:val="en-GB"/>
-        </w:rPr>
-        <w:t xml:space="preserve"> </w:t>
-      </w:r>
-      <w:r>
-        <w:rPr>
-          <w:lang w:val="en-GB"/>
-        </w:rPr>
-        <w:t xml:space="preserve">is</w:t>
-      </w:r>
-      <w:r>
-        <w:rPr>
-          <w:lang w:val="en-GB"/>
-        </w:rPr>
-        <w:t xml:space="preserve"> </w:t>
-      </w:r>
-      <w:r>
-        <w:rPr>
-          <w:lang w:val="en-GB"/>
-        </w:rPr>
-        <w:t xml:space="preserve">a list; both cities failing yields two entries, ordered origin then destination.</w:t>
+          <w:rStyle w:val="VerbatimChar"/>
+          <w:lang w:val="en-GB"/>
+        </w:rPr>
+        <w:t xml:space="preserve">AMBIGUOUS_*</w:t>
+      </w:r>
+      <w:r>
+        <w:rPr>
+          <w:lang w:val="en-GB"/>
+        </w:rPr>
+        <w:t xml:space="preserve"> </w:t>
+      </w:r>
+      <w:r>
+        <w:rPr>
+          <w:lang w:val="en-GB"/>
+        </w:rPr>
+        <w:t xml:space="preserve">is 0, as SPEC 8.4 predicts: the generator applies at most one edit</w:t>
+      </w:r>
+      <w:r>
+        <w:rPr>
+          <w:lang w:val="en-GB"/>
+        </w:rPr>
+        <w:t xml:space="preserve"> </w:t>
+      </w:r>
+      <w:r>
+        <w:rPr>
+          <w:lang w:val="en-GB"/>
+        </w:rPr>
+        <w:t xml:space="preserve">and the closest reference pair is 4 apart.</w:t>
       </w:r>
     </w:p>
+    <w:p>
+      <w:pPr>
+        <w:pStyle w:val="BodyText"/>
+      </w:pPr>
+      <w:r>
+        <w:rPr>
+          <w:lang w:val="en-GB"/>
+        </w:rPr>
+        <w:t xml:space="preserve">The guard was mutation-tested rather than assumed. Tightening the confidence gate</w:t>
+      </w:r>
+      <w:r>
+        <w:rPr>
+          <w:lang w:val="en-GB"/>
+        </w:rPr>
+        <w:t xml:space="preserve"> </w:t>
+      </w:r>
+      <w:r>
+        <w:rPr>
+          <w:lang w:val="en-GB"/>
+        </w:rPr>
+        <w:t xml:space="preserve">from 0.85 to 0.95 produced 9 failures and 2 errors; widening the short-name</w:t>
+      </w:r>
+      <w:r>
+        <w:rPr>
+          <w:lang w:val="en-GB"/>
+        </w:rPr>
+        <w:t xml:space="preserve"> </w:t>
+      </w:r>
+      <w:r>
+        <w:rPr>
+          <w:lang w:val="en-GB"/>
+        </w:rPr>
+        <w:t xml:space="preserve">distance cap from 1 to 2 produced 3 failures. Both were caught by the unit layer</w:t>
+      </w:r>
+      <w:r>
+        <w:rPr>
+          <w:lang w:val="en-GB"/>
+        </w:rPr>
+        <w:t xml:space="preserve"> </w:t>
+      </w:r>
+      <w:r>
+        <w:rPr>
+          <w:lang w:val="en-GB"/>
+        </w:rPr>
+        <w:t xml:space="preserve">and the Cucumber layer independently.</w:t>
+      </w:r>
+    </w:p>
+    <w:bookmarkEnd w:id="52"/>
+    <w:bookmarkStart w:id="53" w:name="known-coverage-gap"/>
+    <w:p>
+      <w:pPr>
+        <w:pStyle w:val="Heading3"/>
+      </w:pPr>
+      <w:r>
+        <w:rPr>
+          <w:lang w:val="en-GB"/>
+        </w:rPr>
+        <w:t xml:space="preserve">Known coverage gap</w:t>
+      </w:r>
+    </w:p>
+    <w:p>
+      <w:pPr>
+        <w:pStyle w:val="FirstParagraph"/>
+      </w:pPr>
+      <w:r>
+        <w:rPr>
+          <w:lang w:val="en-GB"/>
+        </w:rPr>
+        <w:t xml:space="preserve">No scenario asserts the message key on</w:t>
+      </w:r>
+      <w:r>
+        <w:rPr>
+          <w:lang w:val="en-GB"/>
+        </w:rPr>
+        <w:t xml:space="preserve"> </w:t>
+      </w:r>
+      <w:r>
+        <w:rPr>
+          <w:rStyle w:val="VerbatimChar"/>
+          <w:lang w:val="en-GB"/>
+        </w:rPr>
+        <w:t xml:space="preserve">booking.enriched</w:t>
+      </w:r>
+      <w:r>
+        <w:rPr>
+          <w:lang w:val="en-GB"/>
+        </w:rPr>
+        <w:t xml:space="preserve">; BKG-18 covers only</w:t>
+      </w:r>
+      <w:r>
+        <w:rPr>
+          <w:lang w:val="en-GB"/>
+        </w:rPr>
+        <w:t xml:space="preserve"> </w:t>
+      </w:r>
+      <w:r>
+        <w:rPr>
+          <w:rStyle w:val="VerbatimChar"/>
+          <w:lang w:val="en-GB"/>
+        </w:rPr>
+        <w:t xml:space="preserve">booking.flagged</w:t>
+      </w:r>
+      <w:r>
+        <w:rPr>
+          <w:lang w:val="en-GB"/>
+        </w:rPr>
+        <w:t xml:space="preserve">, while SPEC §2 mandates</w:t>
+      </w:r>
+      <w:r>
+        <w:rPr>
+          <w:lang w:val="en-GB"/>
+        </w:rPr>
+        <w:t xml:space="preserve"> </w:t>
+      </w:r>
+      <w:r>
+        <w:rPr>
+          <w:rStyle w:val="VerbatimChar"/>
+          <w:lang w:val="en-GB"/>
+        </w:rPr>
+        <w:t xml:space="preserve">bookingId</w:t>
+      </w:r>
+      <w:r>
+        <w:rPr>
+          <w:lang w:val="en-GB"/>
+        </w:rPr>
+        <w:t xml:space="preserve"> </w:t>
+      </w:r>
+      <w:r>
+        <w:rPr>
+          <w:lang w:val="en-GB"/>
+        </w:rPr>
+        <w:t xml:space="preserve">as the key on all three</w:t>
+      </w:r>
+      <w:r>
+        <w:rPr>
+          <w:lang w:val="en-GB"/>
+        </w:rPr>
+        <w:t xml:space="preserve"> </w:t>
+      </w:r>
+      <w:r>
+        <w:rPr>
+          <w:lang w:val="en-GB"/>
+        </w:rPr>
+        <w:t xml:space="preserve">topics. Closing this needs a new scenario, which is a change to the locked</w:t>
+      </w:r>
+      <w:r>
+        <w:rPr>
+          <w:lang w:val="en-GB"/>
+        </w:rPr>
+        <w:t xml:space="preserve"> </w:t>
+      </w:r>
+      <w:r>
+        <w:rPr>
+          <w:lang w:val="en-GB"/>
+        </w:rPr>
+        <w:t xml:space="preserve">feature file and therefore a decision for the spec owner.</w:t>
+      </w:r>
+    </w:p>
+    <w:p>
+      <w:r>
+        <w:pict>
+          <v:rect style="width:0;height:1.5pt" o:hralign="center" o:hrstd="t" o:hr="t"/>
+        </w:pict>
+      </w:r>
+    </w:p>
+    <w:bookmarkEnd w:id="53"/>
     <w:bookmarkEnd w:id="54"/>
-    <w:bookmarkStart w:id="55" w:name="sanity-table-spec-5"/>
+    <w:bookmarkStart w:id="55" w:name="flag-reasons-spec-6"/>
     <w:p>
       <w:pPr>
         <w:pStyle w:val="Heading2"/>
@@ -6407,7 +6632,7 @@
         <w:rPr>
           <w:lang w:val="en-GB"/>
         </w:rPr>
-        <w:t xml:space="preserve">Sanity table (SPEC §5)</w:t>
+        <w:t xml:space="preserve">Flag reasons (SPEC §6)</w:t>
       </w:r>
     </w:p>
     <w:tbl>
@@ -6434,21 +6659,21 @@
               <w:rPr>
                 <w:lang w:val="en-GB"/>
               </w:rPr>
-              <w:t xml:space="preserve">Input</w:t>
-            </w:r>
-          </w:p>
-        </w:tc>
-        <w:tc>
-          <w:tcPr/>
-          <w:p>
-            <w:pPr>
-              <w:pStyle w:val="Compact"/>
-            </w:pPr>
-            <w:r>
-              <w:rPr>
-                <w:lang w:val="en-GB"/>
-              </w:rPr>
-              <w:t xml:space="preserve">Result</w:t>
+              <w:t xml:space="preserve">Origin</w:t>
+            </w:r>
+          </w:p>
+        </w:tc>
+        <w:tc>
+          <w:tcPr/>
+          <w:p>
+            <w:pPr>
+              <w:pStyle w:val="Compact"/>
+            </w:pPr>
+            <w:r>
+              <w:rPr>
+                <w:lang w:val="en-GB"/>
+              </w:rPr>
+              <w:t xml:space="preserve">Destination</w:t>
             </w:r>
           </w:p>
         </w:tc>
@@ -6465,21 +6690,22 @@
                 <w:rStyle w:val="VerbatimChar"/>
                 <w:lang w:val="en-GB"/>
               </w:rPr>
-              <w:t xml:space="preserve">Mumbi</w:t>
-            </w:r>
-          </w:p>
-        </w:tc>
-        <w:tc>
-          <w:tcPr/>
-          <w:p>
-            <w:pPr>
-              <w:pStyle w:val="Compact"/>
-            </w:pPr>
-            <w:r>
-              <w:rPr>
-                <w:lang w:val="en-GB"/>
-              </w:rPr>
-              <w:t xml:space="preserve">Mumbai (d=1)</w:t>
+              <w:t xml:space="preserve">UNMATCHED_ORIGIN_CITY</w:t>
+            </w:r>
+          </w:p>
+        </w:tc>
+        <w:tc>
+          <w:tcPr/>
+          <w:p>
+            <w:pPr>
+              <w:pStyle w:val="Compact"/>
+            </w:pPr>
+            <w:r>
+              <w:rPr>
+                <w:rStyle w:val="VerbatimChar"/>
+                <w:lang w:val="en-GB"/>
+              </w:rPr>
+              <w:t xml:space="preserve">UNMATCHED_DESTINATION_CITY</w:t>
             </w:r>
           </w:p>
         </w:tc>
@@ -6496,21 +6722,22 @@
                 <w:rStyle w:val="VerbatimChar"/>
                 <w:lang w:val="en-GB"/>
               </w:rPr>
-              <w:t xml:space="preserve">now delhi</w:t>
-            </w:r>
-          </w:p>
-        </w:tc>
-        <w:tc>
-          <w:tcPr/>
-          <w:p>
-            <w:pPr>
-              <w:pStyle w:val="Compact"/>
-            </w:pPr>
-            <w:r>
-              <w:rPr>
-                <w:lang w:val="en-GB"/>
-              </w:rPr>
-              <w:t xml:space="preserve">New Delhi (d=1)</w:t>
+              <w:t xml:space="preserve">AMBIGUOUS_ORIGIN_CITY</w:t>
+            </w:r>
+          </w:p>
+        </w:tc>
+        <w:tc>
+          <w:tcPr/>
+          <w:p>
+            <w:pPr>
+              <w:pStyle w:val="Compact"/>
+            </w:pPr>
+            <w:r>
+              <w:rPr>
+                <w:rStyle w:val="VerbatimChar"/>
+                <w:lang w:val="en-GB"/>
+              </w:rPr>
+              <w:t xml:space="preserve">AMBIGUOUS_DESTINATION_CITY</w:t>
             </w:r>
           </w:p>
         </w:tc>
@@ -6527,21 +6754,146 @@
                 <w:rStyle w:val="VerbatimChar"/>
                 <w:lang w:val="en-GB"/>
               </w:rPr>
-              <w:t xml:space="preserve">Bangalor</w:t>
-            </w:r>
-          </w:p>
-        </w:tc>
-        <w:tc>
-          <w:tcPr/>
-          <w:p>
-            <w:pPr>
-              <w:pStyle w:val="Compact"/>
-            </w:pPr>
-            <w:r>
-              <w:rPr>
-                <w:lang w:val="en-GB"/>
-              </w:rPr>
-              <w:t xml:space="preserve">Bangalore (d=1)</w:t>
+              <w:t xml:space="preserve">MISSING_ORIGIN_CITY</w:t>
+            </w:r>
+          </w:p>
+        </w:tc>
+        <w:tc>
+          <w:tcPr/>
+          <w:p>
+            <w:pPr>
+              <w:pStyle w:val="Compact"/>
+            </w:pPr>
+            <w:r>
+              <w:rPr>
+                <w:rStyle w:val="VerbatimChar"/>
+                <w:lang w:val="en-GB"/>
+              </w:rPr>
+              <w:t xml:space="preserve">MISSING_DESTINATION_CITY</w:t>
+            </w:r>
+          </w:p>
+        </w:tc>
+      </w:tr>
+    </w:tbl>
+    <w:p>
+      <w:pPr>
+        <w:pStyle w:val="BodyText"/>
+      </w:pPr>
+      <w:r>
+        <w:rPr>
+          <w:lang w:val="en-GB"/>
+        </w:rPr>
+        <w:t xml:space="preserve">Plus</w:t>
+      </w:r>
+      <w:r>
+        <w:rPr>
+          <w:lang w:val="en-GB"/>
+        </w:rPr>
+        <w:t xml:space="preserve"> </w:t>
+      </w:r>
+      <w:r>
+        <w:rPr>
+          <w:rStyle w:val="VerbatimChar"/>
+          <w:lang w:val="en-GB"/>
+        </w:rPr>
+        <w:t xml:space="preserve">MALFORMED_MESSAGE</w:t>
+      </w:r>
+      <w:r>
+        <w:rPr>
+          <w:lang w:val="en-GB"/>
+        </w:rPr>
+        <w:t xml:space="preserve">, for unparseable input (not field-specific).</w:t>
+      </w:r>
+      <w:r>
+        <w:rPr>
+          <w:lang w:val="en-GB"/>
+        </w:rPr>
+        <w:t xml:space="preserve"> </w:t>
+      </w:r>
+      <w:r>
+        <w:rPr>
+          <w:rStyle w:val="VerbatimChar"/>
+          <w:lang w:val="en-GB"/>
+        </w:rPr>
+        <w:t xml:space="preserve">reasons</w:t>
+      </w:r>
+      <w:r>
+        <w:rPr>
+          <w:lang w:val="en-GB"/>
+        </w:rPr>
+        <w:t xml:space="preserve"> </w:t>
+      </w:r>
+      <w:r>
+        <w:rPr>
+          <w:lang w:val="en-GB"/>
+        </w:rPr>
+        <w:t xml:space="preserve">is</w:t>
+      </w:r>
+      <w:r>
+        <w:rPr>
+          <w:lang w:val="en-GB"/>
+        </w:rPr>
+        <w:t xml:space="preserve"> </w:t>
+      </w:r>
+      <w:r>
+        <w:rPr>
+          <w:lang w:val="en-GB"/>
+        </w:rPr>
+        <w:t xml:space="preserve">a list; both cities failing yields two entries, ordered origin then destination.</w:t>
+      </w:r>
+    </w:p>
+    <w:bookmarkEnd w:id="55"/>
+    <w:bookmarkStart w:id="56" w:name="sanity-table-spec-5"/>
+    <w:p>
+      <w:pPr>
+        <w:pStyle w:val="Heading2"/>
+      </w:pPr>
+      <w:r>
+        <w:rPr>
+          <w:lang w:val="en-GB"/>
+        </w:rPr>
+        <w:t xml:space="preserve">Sanity table (SPEC §5)</w:t>
+      </w:r>
+    </w:p>
+    <w:tbl>
+      <w:tblPr>
+        <w:tblStyle w:val="Table"/>
+        <w:tblW w:type="auto" w:w="0"/>
+        <w:tblLook w:firstRow="1" w:lastRow="0" w:firstColumn="0" w:lastColumn="0" w:noHBand="0" w:noVBand="0" w:val="0020"/>
+      </w:tblPr>
+      <w:tblGrid>
+        <w:gridCol w:w="3960"/>
+        <w:gridCol w:w="3960"/>
+      </w:tblGrid>
+      <w:tr>
+        <w:trPr>
+          <w:tblHeader w:val="on"/>
+        </w:trPr>
+        <w:tc>
+          <w:tcPr/>
+          <w:p>
+            <w:pPr>
+              <w:pStyle w:val="Compact"/>
+            </w:pPr>
+            <w:r>
+              <w:rPr>
+                <w:lang w:val="en-GB"/>
+              </w:rPr>
+              <w:t xml:space="preserve">Input</w:t>
+            </w:r>
+          </w:p>
+        </w:tc>
+        <w:tc>
+          <w:tcPr/>
+          <w:p>
+            <w:pPr>
+              <w:pStyle w:val="Compact"/>
+            </w:pPr>
+            <w:r>
+              <w:rPr>
+                <w:lang w:val="en-GB"/>
+              </w:rPr>
+              <w:t xml:space="preserve">Result</w:t>
             </w:r>
           </w:p>
         </w:tc>
@@ -6558,21 +6910,21 @@
                 <w:rStyle w:val="VerbatimChar"/>
                 <w:lang w:val="en-GB"/>
               </w:rPr>
-              <w:t xml:space="preserve">MUMBAI</w:t>
-            </w:r>
-          </w:p>
-        </w:tc>
-        <w:tc>
-          <w:tcPr/>
-          <w:p>
-            <w:pPr>
-              <w:pStyle w:val="Compact"/>
-            </w:pPr>
-            <w:r>
-              <w:rPr>
-                <w:lang w:val="en-GB"/>
-              </w:rPr>
-              <w:t xml:space="preserve">Mumbai (exact after normalise)</w:t>
+              <w:t xml:space="preserve">Mumbi</w:t>
+            </w:r>
+          </w:p>
+        </w:tc>
+        <w:tc>
+          <w:tcPr/>
+          <w:p>
+            <w:pPr>
+              <w:pStyle w:val="Compact"/>
+            </w:pPr>
+            <w:r>
+              <w:rPr>
+                <w:lang w:val="en-GB"/>
+              </w:rPr>
+              <w:t xml:space="preserve">Mumbai (d=1)</w:t>
             </w:r>
           </w:p>
         </w:tc>
@@ -6589,21 +6941,21 @@
                 <w:rStyle w:val="VerbatimChar"/>
                 <w:lang w:val="en-GB"/>
               </w:rPr>
-              <w:t xml:space="preserve"> New   Delhi</w:t>
-            </w:r>
-          </w:p>
-        </w:tc>
-        <w:tc>
-          <w:tcPr/>
-          <w:p>
-            <w:pPr>
-              <w:pStyle w:val="Compact"/>
-            </w:pPr>
-            <w:r>
-              <w:rPr>
-                <w:lang w:val="en-GB"/>
-              </w:rPr>
-              <w:t xml:space="preserve">New Delhi (exact after normalise)</w:t>
+              <w:t xml:space="preserve">now delhi</w:t>
+            </w:r>
+          </w:p>
+        </w:tc>
+        <w:tc>
+          <w:tcPr/>
+          <w:p>
+            <w:pPr>
+              <w:pStyle w:val="Compact"/>
+            </w:pPr>
+            <w:r>
+              <w:rPr>
+                <w:lang w:val="en-GB"/>
+              </w:rPr>
+              <w:t xml:space="preserve">New Delhi (d=1)</w:t>
             </w:r>
           </w:p>
         </w:tc>
@@ -6620,40 +6972,21 @@
                 <w:rStyle w:val="VerbatimChar"/>
                 <w:lang w:val="en-GB"/>
               </w:rPr>
-              <w:t xml:space="preserve">Pne</w:t>
-            </w:r>
-          </w:p>
-        </w:tc>
-        <w:tc>
-          <w:tcPr/>
-          <w:p>
-            <w:pPr>
-              <w:pStyle w:val="Compact"/>
-            </w:pPr>
-            <w:r>
-              <w:rPr>
-                <w:lang w:val="en-GB"/>
-              </w:rPr>
-              <w:t xml:space="preserve">Pune (d=1 vs</w:t>
-            </w:r>
-            <w:r>
-              <w:rPr>
-                <w:lang w:val="en-GB"/>
-              </w:rPr>
-              <w:t xml:space="preserve"> </w:t>
-            </w:r>
-            <w:r>
-              <w:rPr>
-                <w:rStyle w:val="VerbatimChar"/>
-                <w:lang w:val="en-GB"/>
-              </w:rPr>
-              <w:t xml:space="preserve">pune</w:t>
-            </w:r>
-            <w:r>
-              <w:rPr>
-                <w:lang w:val="en-GB"/>
-              </w:rPr>
-              <w:t xml:space="preserve">, length 4 &lt;= 6 so d&lt;=1 allowed; JW 0.925)</w:t>
+              <w:t xml:space="preserve">Bangalor</w:t>
+            </w:r>
+          </w:p>
+        </w:tc>
+        <w:tc>
+          <w:tcPr/>
+          <w:p>
+            <w:pPr>
+              <w:pStyle w:val="Compact"/>
+            </w:pPr>
+            <w:r>
+              <w:rPr>
+                <w:lang w:val="en-GB"/>
+              </w:rPr>
+              <w:t xml:space="preserve">Bangalore (d=1)</w:t>
             </w:r>
           </w:p>
         </w:tc>
@@ -6670,21 +7003,21 @@
                 <w:rStyle w:val="VerbatimChar"/>
                 <w:lang w:val="en-GB"/>
               </w:rPr>
-              <w:t xml:space="preserve">Pn</w:t>
-            </w:r>
-          </w:p>
-        </w:tc>
-        <w:tc>
-          <w:tcPr/>
-          <w:p>
-            <w:pPr>
-              <w:pStyle w:val="Compact"/>
-            </w:pPr>
-            <w:r>
-              <w:rPr>
-                <w:lang w:val="en-GB"/>
-              </w:rPr>
-              <w:t xml:space="preserve">flagged (d=2 &gt; 1)</w:t>
+              <w:t xml:space="preserve">MUMBAI</w:t>
+            </w:r>
+          </w:p>
+        </w:tc>
+        <w:tc>
+          <w:tcPr/>
+          <w:p>
+            <w:pPr>
+              <w:pStyle w:val="Compact"/>
+            </w:pPr>
+            <w:r>
+              <w:rPr>
+                <w:lang w:val="en-GB"/>
+              </w:rPr>
+              <w:t xml:space="preserve">Mumbai (exact after normalise)</w:t>
             </w:r>
           </w:p>
         </w:tc>
@@ -6701,21 +7034,21 @@
                 <w:rStyle w:val="VerbatimChar"/>
                 <w:lang w:val="en-GB"/>
               </w:rPr>
-              <w:t xml:space="preserve">Warsaw</w:t>
-            </w:r>
-          </w:p>
-        </w:tc>
-        <w:tc>
-          <w:tcPr/>
-          <w:p>
-            <w:pPr>
-              <w:pStyle w:val="Compact"/>
-            </w:pPr>
-            <w:r>
-              <w:rPr>
-                <w:lang w:val="en-GB"/>
-              </w:rPr>
-              <w:t xml:space="preserve">flagged, no candidate within distance</w:t>
+              <w:t xml:space="preserve"> New   Delhi</w:t>
+            </w:r>
+          </w:p>
+        </w:tc>
+        <w:tc>
+          <w:tcPr/>
+          <w:p>
+            <w:pPr>
+              <w:pStyle w:val="Compact"/>
+            </w:pPr>
+            <w:r>
+              <w:rPr>
+                <w:lang w:val="en-GB"/>
+              </w:rPr>
+              <w:t xml:space="preserve">New Delhi (exact after normalise)</w:t>
             </w:r>
           </w:p>
         </w:tc>
@@ -6732,7 +7065,21 @@
                 <w:rStyle w:val="VerbatimChar"/>
                 <w:lang w:val="en-GB"/>
               </w:rPr>
-              <w:t xml:space="preserve">Delh</w:t>
+              <w:t xml:space="preserve">Pne</w:t>
+            </w:r>
+          </w:p>
+        </w:tc>
+        <w:tc>
+          <w:tcPr/>
+          <w:p>
+            <w:pPr>
+              <w:pStyle w:val="Compact"/>
+            </w:pPr>
+            <w:r>
+              <w:rPr>
+                <w:lang w:val="en-GB"/>
+              </w:rPr>
+              <w:t xml:space="preserve">Pune (d=1 vs</w:t>
             </w:r>
             <w:r>
               <w:rPr>
@@ -6742,42 +7089,16 @@
             </w:r>
             <w:r>
               <w:rPr>
-                <w:lang w:val="en-GB"/>
-              </w:rPr>
-              <w:t xml:space="preserve">(base list)</w:t>
-            </w:r>
-          </w:p>
-        </w:tc>
-        <w:tc>
-          <w:tcPr/>
-          <w:p>
-            <w:pPr>
-              <w:pStyle w:val="Compact"/>
-            </w:pPr>
-            <w:r>
-              <w:rPr>
-                <w:lang w:val="en-GB"/>
-              </w:rPr>
-              <w:t xml:space="preserve">New Delhi (token</w:t>
-            </w:r>
-            <w:r>
-              <w:rPr>
-                <w:lang w:val="en-GB"/>
-              </w:rPr>
-              <w:t xml:space="preserve"> </w:t>
-            </w:r>
-            <w:r>
-              <w:rPr>
                 <w:rStyle w:val="VerbatimChar"/>
                 <w:lang w:val="en-GB"/>
               </w:rPr>
-              <w:t xml:space="preserve">delhi</w:t>
-            </w:r>
-            <w:r>
-              <w:rPr>
-                <w:lang w:val="en-GB"/>
-              </w:rPr>
-              <w:t xml:space="preserve">, d=1)</w:t>
+              <w:t xml:space="preserve">pune</w:t>
+            </w:r>
+            <w:r>
+              <w:rPr>
+                <w:lang w:val="en-GB"/>
+              </w:rPr>
+              <w:t xml:space="preserve">, length 4 &lt;= 6 so d&lt;=1 allowed; JW 0.925)</w:t>
             </w:r>
           </w:p>
         </w:tc>
@@ -6794,84 +7115,21 @@
                 <w:rStyle w:val="VerbatimChar"/>
                 <w:lang w:val="en-GB"/>
               </w:rPr>
-              <w:t xml:space="preserve">Delh</w:t>
-            </w:r>
-            <w:r>
-              <w:rPr>
-                <w:lang w:val="en-GB"/>
-              </w:rPr>
-              <w:t xml:space="preserve"> </w:t>
-            </w:r>
-            <w:r>
-              <w:rPr>
-                <w:lang w:val="en-GB"/>
-              </w:rPr>
-              <w:t xml:space="preserve">(list +</w:t>
-            </w:r>
-            <w:r>
-              <w:rPr>
-                <w:lang w:val="en-GB"/>
-              </w:rPr>
-              <w:t xml:space="preserve"> </w:t>
-            </w:r>
-            <w:r>
-              <w:rPr>
-                <w:rStyle w:val="VerbatimChar"/>
-                <w:lang w:val="en-GB"/>
-              </w:rPr>
-              <w:t xml:space="preserve">Delhi</w:t>
-            </w:r>
-            <w:r>
-              <w:rPr>
-                <w:lang w:val="en-GB"/>
-              </w:rPr>
-              <w:t xml:space="preserve">)</w:t>
-            </w:r>
-          </w:p>
-        </w:tc>
-        <w:tc>
-          <w:tcPr/>
-          <w:p>
-            <w:pPr>
-              <w:pStyle w:val="Compact"/>
-            </w:pPr>
-            <w:r>
-              <w:rPr>
-                <w:lang w:val="en-GB"/>
-              </w:rPr>
-              <w:t xml:space="preserve">flagged AMBIGUOUS, candidates</w:t>
-            </w:r>
-            <w:r>
-              <w:rPr>
-                <w:lang w:val="en-GB"/>
-              </w:rPr>
-              <w:t xml:space="preserve"> </w:t>
-            </w:r>
-            <w:r>
-              <w:rPr>
-                <w:rStyle w:val="VerbatimChar"/>
-                <w:lang w:val="en-GB"/>
-              </w:rPr>
-              <w:t xml:space="preserve">New Delhi</w:t>
-            </w:r>
-            <w:r>
-              <w:rPr>
-                <w:lang w:val="en-GB"/>
-              </w:rPr>
-              <w:t xml:space="preserve">,</w:t>
-            </w:r>
-            <w:r>
-              <w:rPr>
-                <w:lang w:val="en-GB"/>
-              </w:rPr>
-              <w:t xml:space="preserve"> </w:t>
-            </w:r>
-            <w:r>
-              <w:rPr>
-                <w:rStyle w:val="VerbatimChar"/>
-                <w:lang w:val="en-GB"/>
-              </w:rPr>
-              <w:t xml:space="preserve">Delhi</w:t>
+              <w:t xml:space="preserve">Pn</w:t>
+            </w:r>
+          </w:p>
+        </w:tc>
+        <w:tc>
+          <w:tcPr/>
+          <w:p>
+            <w:pPr>
+              <w:pStyle w:val="Compact"/>
+            </w:pPr>
+            <w:r>
+              <w:rPr>
+                <w:lang w:val="en-GB"/>
+              </w:rPr>
+              <w:t xml:space="preserve">flagged (d=2 &gt; 1)</w:t>
             </w:r>
           </w:p>
         </w:tc>
@@ -6888,6 +7146,193 @@
                 <w:rStyle w:val="VerbatimChar"/>
                 <w:lang w:val="en-GB"/>
               </w:rPr>
+              <w:t xml:space="preserve">Warsaw</w:t>
+            </w:r>
+          </w:p>
+        </w:tc>
+        <w:tc>
+          <w:tcPr/>
+          <w:p>
+            <w:pPr>
+              <w:pStyle w:val="Compact"/>
+            </w:pPr>
+            <w:r>
+              <w:rPr>
+                <w:lang w:val="en-GB"/>
+              </w:rPr>
+              <w:t xml:space="preserve">flagged, no candidate within distance</w:t>
+            </w:r>
+          </w:p>
+        </w:tc>
+      </w:tr>
+      <w:tr>
+        <w:tc>
+          <w:tcPr/>
+          <w:p>
+            <w:pPr>
+              <w:pStyle w:val="Compact"/>
+            </w:pPr>
+            <w:r>
+              <w:rPr>
+                <w:rStyle w:val="VerbatimChar"/>
+                <w:lang w:val="en-GB"/>
+              </w:rPr>
+              <w:t xml:space="preserve">Delh</w:t>
+            </w:r>
+            <w:r>
+              <w:rPr>
+                <w:lang w:val="en-GB"/>
+              </w:rPr>
+              <w:t xml:space="preserve"> </w:t>
+            </w:r>
+            <w:r>
+              <w:rPr>
+                <w:lang w:val="en-GB"/>
+              </w:rPr>
+              <w:t xml:space="preserve">(base list)</w:t>
+            </w:r>
+          </w:p>
+        </w:tc>
+        <w:tc>
+          <w:tcPr/>
+          <w:p>
+            <w:pPr>
+              <w:pStyle w:val="Compact"/>
+            </w:pPr>
+            <w:r>
+              <w:rPr>
+                <w:lang w:val="en-GB"/>
+              </w:rPr>
+              <w:t xml:space="preserve">New Delhi (token</w:t>
+            </w:r>
+            <w:r>
+              <w:rPr>
+                <w:lang w:val="en-GB"/>
+              </w:rPr>
+              <w:t xml:space="preserve"> </w:t>
+            </w:r>
+            <w:r>
+              <w:rPr>
+                <w:rStyle w:val="VerbatimChar"/>
+                <w:lang w:val="en-GB"/>
+              </w:rPr>
+              <w:t xml:space="preserve">delhi</w:t>
+            </w:r>
+            <w:r>
+              <w:rPr>
+                <w:lang w:val="en-GB"/>
+              </w:rPr>
+              <w:t xml:space="preserve">, d=1)</w:t>
+            </w:r>
+          </w:p>
+        </w:tc>
+      </w:tr>
+      <w:tr>
+        <w:tc>
+          <w:tcPr/>
+          <w:p>
+            <w:pPr>
+              <w:pStyle w:val="Compact"/>
+            </w:pPr>
+            <w:r>
+              <w:rPr>
+                <w:rStyle w:val="VerbatimChar"/>
+                <w:lang w:val="en-GB"/>
+              </w:rPr>
+              <w:t xml:space="preserve">Delh</w:t>
+            </w:r>
+            <w:r>
+              <w:rPr>
+                <w:lang w:val="en-GB"/>
+              </w:rPr>
+              <w:t xml:space="preserve"> </w:t>
+            </w:r>
+            <w:r>
+              <w:rPr>
+                <w:lang w:val="en-GB"/>
+              </w:rPr>
+              <w:t xml:space="preserve">(list +</w:t>
+            </w:r>
+            <w:r>
+              <w:rPr>
+                <w:lang w:val="en-GB"/>
+              </w:rPr>
+              <w:t xml:space="preserve"> </w:t>
+            </w:r>
+            <w:r>
+              <w:rPr>
+                <w:rStyle w:val="VerbatimChar"/>
+                <w:lang w:val="en-GB"/>
+              </w:rPr>
+              <w:t xml:space="preserve">Delhi</w:t>
+            </w:r>
+            <w:r>
+              <w:rPr>
+                <w:lang w:val="en-GB"/>
+              </w:rPr>
+              <w:t xml:space="preserve">)</w:t>
+            </w:r>
+          </w:p>
+        </w:tc>
+        <w:tc>
+          <w:tcPr/>
+          <w:p>
+            <w:pPr>
+              <w:pStyle w:val="Compact"/>
+            </w:pPr>
+            <w:r>
+              <w:rPr>
+                <w:lang w:val="en-GB"/>
+              </w:rPr>
+              <w:t xml:space="preserve">flagged AMBIGUOUS, candidates</w:t>
+            </w:r>
+            <w:r>
+              <w:rPr>
+                <w:lang w:val="en-GB"/>
+              </w:rPr>
+              <w:t xml:space="preserve"> </w:t>
+            </w:r>
+            <w:r>
+              <w:rPr>
+                <w:rStyle w:val="VerbatimChar"/>
+                <w:lang w:val="en-GB"/>
+              </w:rPr>
+              <w:t xml:space="preserve">New Delhi</w:t>
+            </w:r>
+            <w:r>
+              <w:rPr>
+                <w:lang w:val="en-GB"/>
+              </w:rPr>
+              <w:t xml:space="preserve">,</w:t>
+            </w:r>
+            <w:r>
+              <w:rPr>
+                <w:lang w:val="en-GB"/>
+              </w:rPr>
+              <w:t xml:space="preserve"> </w:t>
+            </w:r>
+            <w:r>
+              <w:rPr>
+                <w:rStyle w:val="VerbatimChar"/>
+                <w:lang w:val="en-GB"/>
+              </w:rPr>
+              <w:t xml:space="preserve">Delhi</w:t>
+            </w:r>
+          </w:p>
+        </w:tc>
+      </w:tr>
+      <w:tr>
+        <w:tc>
+          <w:tcPr/>
+          <w:p>
+            <w:pPr>
+              <w:pStyle w:val="Compact"/>
+            </w:pPr>
+            <w:r>
+              <w:rPr>
+                <w:rStyle w:val="VerbatimChar"/>
+                <w:lang w:val="en-GB"/>
+              </w:rPr>
               <w:t xml:space="preserve">""</w:t>
             </w:r>
           </w:p>
@@ -6908,8 +7353,8 @@
         </w:tc>
       </w:tr>
     </w:tbl>
-    <w:bookmarkEnd w:id="55"/>
-    <w:bookmarkStart w:id="56" w:name="key-invariants"/>
+    <w:bookmarkEnd w:id="56"/>
+    <w:bookmarkStart w:id="57" w:name="key-invariants"/>
     <w:p>
       <w:pPr>
         <w:pStyle w:val="Heading2"/>
@@ -7228,8 +7673,8 @@
         <w:t xml:space="preserve">section; CLAUDE.md #5).</w:t>
       </w:r>
     </w:p>
-    <w:bookmarkEnd w:id="56"/>
     <w:bookmarkEnd w:id="57"/>
+    <w:bookmarkEnd w:id="58"/>
     <w:sectPr>
       <w:footnotePr>
         <w:numRestart w:val="eachSect"/>

--- a/docs/ARCHITECTURE.docx
+++ b/docs/ARCHITECTURE.docx
@@ -64,7 +64,7 @@
         </w:p>
       </w:sdtContent>
     </w:sdt>
-    <w:bookmarkStart w:id="58" w:name="X782f1fbb4c22fdc4379a46c52d2b6f57d40991d"/>
+    <w:bookmarkStart w:id="59" w:name="X782f1fbb4c22fdc4379a46c52d2b6f57d40991d"/>
     <w:p>
       <w:pPr>
         <w:pStyle w:val="Heading1"/>
@@ -3848,9 +3848,23 @@
             </w:pPr>
             <w:r>
               <w:rPr>
-                <w:lang w:val="en-GB"/>
-              </w:rPr>
-              <w:t xml:space="preserve">pending (task 6)</w:t>
+                <w:b/>
+                <w:bCs/>
+                <w:lang w:val="en-GB"/>
+              </w:rPr>
+              <w:t xml:space="preserve">green at both</w:t>
+            </w:r>
+            <w:r>
+              <w:rPr>
+                <w:lang w:val="en-GB"/>
+              </w:rPr>
+              <w:t xml:space="preserve"> </w:t>
+            </w:r>
+            <w:r>
+              <w:rPr>
+                <w:lang w:val="en-GB"/>
+              </w:rPr>
+              <w:t xml:space="preserve">(task 6)</w:t>
             </w:r>
           </w:p>
         </w:tc>
@@ -3999,7 +4013,7 @@
       </w:r>
     </w:p>
     <w:bookmarkEnd w:id="50"/>
-    <w:bookmarkStart w:id="54" w:name="X6e99fd5e441c1dcb126b0d0c46911f5f194195c"/>
+    <w:bookmarkStart w:id="55" w:name="X6e99fd5e441c1dcb126b0d0c46911f5f194195c"/>
     <w:p>
       <w:pPr>
         <w:pStyle w:val="Heading2"/>
@@ -6504,7 +6518,7 @@
       </w:r>
     </w:p>
     <w:bookmarkEnd w:id="52"/>
-    <w:bookmarkStart w:id="53" w:name="known-coverage-gap"/>
+    <w:bookmarkStart w:id="53" w:name="bulk-results-spec-84"/>
     <w:p>
       <w:pPr>
         <w:pStyle w:val="Heading3"/>
@@ -6513,7 +6527,7 @@
         <w:rPr>
           <w:lang w:val="en-GB"/>
         </w:rPr>
-        <w:t xml:space="preserve">Known coverage gap</w:t>
+        <w:t xml:space="preserve">Bulk results (SPEC 8.4)</w:t>
       </w:r>
     </w:p>
     <w:p>
@@ -6524,6 +6538,593 @@
         <w:rPr>
           <w:lang w:val="en-GB"/>
         </w:rPr>
+        <w:t xml:space="preserve">Measured on an Apple silicon laptop, JDK 21, synchronous in-memory bus. Throughput</w:t>
+      </w:r>
+      <w:r>
+        <w:rPr>
+          <w:lang w:val="en-GB"/>
+        </w:rPr>
+        <w:t xml:space="preserve"> </w:t>
+      </w:r>
+      <w:r>
+        <w:rPr>
+          <w:lang w:val="en-GB"/>
+        </w:rPr>
+        <w:t xml:space="preserve">is of the load-and-process phase; generation builds the oracle separately.</w:t>
+      </w:r>
+    </w:p>
+    <w:tbl>
+      <w:tblPr>
+        <w:tblStyle w:val="Table"/>
+        <w:tblW w:type="auto" w:w="0"/>
+        <w:tblLook w:firstRow="1" w:lastRow="0" w:firstColumn="0" w:lastColumn="0" w:noHBand="0" w:noVBand="0" w:val="0020"/>
+      </w:tblPr>
+      <w:tblGrid>
+        <w:gridCol w:w="1131"/>
+        <w:gridCol w:w="1131"/>
+        <w:gridCol w:w="1131"/>
+        <w:gridCol w:w="1131"/>
+        <w:gridCol w:w="1131"/>
+        <w:gridCol w:w="1131"/>
+        <w:gridCol w:w="1131"/>
+      </w:tblGrid>
+      <w:tr>
+        <w:trPr>
+          <w:tblHeader w:val="on"/>
+        </w:trPr>
+        <w:tc>
+          <w:tcPr/>
+          <w:p>
+            <w:pPr>
+              <w:pStyle w:val="Compact"/>
+            </w:pPr>
+            <w:r>
+              <w:rPr>
+                <w:lang w:val="en-GB"/>
+              </w:rPr>
+              <w:t xml:space="preserve">Messages</w:t>
+            </w:r>
+          </w:p>
+        </w:tc>
+        <w:tc>
+          <w:tcPr/>
+          <w:p>
+            <w:pPr>
+              <w:pStyle w:val="Compact"/>
+            </w:pPr>
+            <w:r>
+              <w:rPr>
+                <w:lang w:val="en-GB"/>
+              </w:rPr>
+              <w:t xml:space="preserve">Seed</w:t>
+            </w:r>
+          </w:p>
+        </w:tc>
+        <w:tc>
+          <w:tcPr/>
+          <w:p>
+            <w:pPr>
+              <w:pStyle w:val="Compact"/>
+            </w:pPr>
+            <w:r>
+              <w:rPr>
+                <w:lang w:val="en-GB"/>
+              </w:rPr>
+              <w:t xml:space="preserve">Generate</w:t>
+            </w:r>
+          </w:p>
+        </w:tc>
+        <w:tc>
+          <w:tcPr/>
+          <w:p>
+            <w:pPr>
+              <w:pStyle w:val="Compact"/>
+            </w:pPr>
+            <w:r>
+              <w:rPr>
+                <w:lang w:val="en-GB"/>
+              </w:rPr>
+              <w:t xml:space="preserve">Load + process</w:t>
+            </w:r>
+          </w:p>
+        </w:tc>
+        <w:tc>
+          <w:tcPr/>
+          <w:p>
+            <w:pPr>
+              <w:pStyle w:val="Compact"/>
+            </w:pPr>
+            <w:r>
+              <w:rPr>
+                <w:lang w:val="en-GB"/>
+              </w:rPr>
+              <w:t xml:space="preserve">Throughput</w:t>
+            </w:r>
+          </w:p>
+        </w:tc>
+        <w:tc>
+          <w:tcPr/>
+          <w:p>
+            <w:pPr>
+              <w:pStyle w:val="Compact"/>
+            </w:pPr>
+            <w:r>
+              <w:rPr>
+                <w:lang w:val="en-GB"/>
+              </w:rPr>
+              <w:t xml:space="preserve">Enriched</w:t>
+            </w:r>
+          </w:p>
+        </w:tc>
+        <w:tc>
+          <w:tcPr/>
+          <w:p>
+            <w:pPr>
+              <w:pStyle w:val="Compact"/>
+            </w:pPr>
+            <w:r>
+              <w:rPr>
+                <w:lang w:val="en-GB"/>
+              </w:rPr>
+              <w:t xml:space="preserve">Flagged</w:t>
+            </w:r>
+          </w:p>
+        </w:tc>
+      </w:tr>
+      <w:tr>
+        <w:tc>
+          <w:tcPr/>
+          <w:p>
+            <w:pPr>
+              <w:pStyle w:val="Compact"/>
+            </w:pPr>
+            <w:r>
+              <w:rPr>
+                <w:lang w:val="en-GB"/>
+              </w:rPr>
+              <w:t xml:space="preserve">20 000</w:t>
+            </w:r>
+          </w:p>
+        </w:tc>
+        <w:tc>
+          <w:tcPr/>
+          <w:p>
+            <w:pPr>
+              <w:pStyle w:val="Compact"/>
+            </w:pPr>
+            <w:r>
+              <w:rPr>
+                <w:lang w:val="en-GB"/>
+              </w:rPr>
+              <w:t xml:space="preserve">42</w:t>
+            </w:r>
+          </w:p>
+        </w:tc>
+        <w:tc>
+          <w:tcPr/>
+          <w:p>
+            <w:pPr>
+              <w:pStyle w:val="Compact"/>
+            </w:pPr>
+            <w:r>
+              <w:rPr>
+                <w:lang w:val="en-GB"/>
+              </w:rPr>
+              <w:t xml:space="preserve">106 ms</w:t>
+            </w:r>
+          </w:p>
+        </w:tc>
+        <w:tc>
+          <w:tcPr/>
+          <w:p>
+            <w:pPr>
+              <w:pStyle w:val="Compact"/>
+            </w:pPr>
+            <w:r>
+              <w:rPr>
+                <w:lang w:val="en-GB"/>
+              </w:rPr>
+              <w:t xml:space="preserve">179 ms</w:t>
+            </w:r>
+          </w:p>
+        </w:tc>
+        <w:tc>
+          <w:tcPr/>
+          <w:p>
+            <w:pPr>
+              <w:pStyle w:val="Compact"/>
+            </w:pPr>
+            <w:r>
+              <w:rPr>
+                <w:lang w:val="en-GB"/>
+              </w:rPr>
+              <w:t xml:space="preserve">111 732 msg/sec</w:t>
+            </w:r>
+          </w:p>
+        </w:tc>
+        <w:tc>
+          <w:tcPr/>
+          <w:p>
+            <w:pPr>
+              <w:pStyle w:val="Compact"/>
+            </w:pPr>
+            <w:r>
+              <w:rPr>
+                <w:lang w:val="en-GB"/>
+              </w:rPr>
+              <w:t xml:space="preserve">9 717</w:t>
+            </w:r>
+          </w:p>
+        </w:tc>
+        <w:tc>
+          <w:tcPr/>
+          <w:p>
+            <w:pPr>
+              <w:pStyle w:val="Compact"/>
+            </w:pPr>
+            <w:r>
+              <w:rPr>
+                <w:lang w:val="en-GB"/>
+              </w:rPr>
+              <w:t xml:space="preserve">10 283</w:t>
+            </w:r>
+          </w:p>
+        </w:tc>
+      </w:tr>
+      <w:tr>
+        <w:tc>
+          <w:tcPr/>
+          <w:p>
+            <w:pPr>
+              <w:pStyle w:val="Compact"/>
+            </w:pPr>
+            <w:r>
+              <w:rPr>
+                <w:lang w:val="en-GB"/>
+              </w:rPr>
+              <w:t xml:space="preserve">30 000</w:t>
+            </w:r>
+          </w:p>
+        </w:tc>
+        <w:tc>
+          <w:tcPr/>
+          <w:p>
+            <w:pPr>
+              <w:pStyle w:val="Compact"/>
+            </w:pPr>
+            <w:r>
+              <w:rPr>
+                <w:lang w:val="en-GB"/>
+              </w:rPr>
+              <w:t xml:space="preserve">42</w:t>
+            </w:r>
+          </w:p>
+        </w:tc>
+        <w:tc>
+          <w:tcPr/>
+          <w:p>
+            <w:pPr>
+              <w:pStyle w:val="Compact"/>
+            </w:pPr>
+            <w:r>
+              <w:rPr>
+                <w:lang w:val="en-GB"/>
+              </w:rPr>
+              <w:t xml:space="preserve">133 ms</w:t>
+            </w:r>
+          </w:p>
+        </w:tc>
+        <w:tc>
+          <w:tcPr/>
+          <w:p>
+            <w:pPr>
+              <w:pStyle w:val="Compact"/>
+            </w:pPr>
+            <w:r>
+              <w:rPr>
+                <w:lang w:val="en-GB"/>
+              </w:rPr>
+              <w:t xml:space="preserve">231 ms</w:t>
+            </w:r>
+          </w:p>
+        </w:tc>
+        <w:tc>
+          <w:tcPr/>
+          <w:p>
+            <w:pPr>
+              <w:pStyle w:val="Compact"/>
+            </w:pPr>
+            <w:r>
+              <w:rPr>
+                <w:lang w:val="en-GB"/>
+              </w:rPr>
+              <w:t xml:space="preserve">129 870 msg/sec</w:t>
+            </w:r>
+          </w:p>
+        </w:tc>
+        <w:tc>
+          <w:tcPr/>
+          <w:p>
+            <w:pPr>
+              <w:pStyle w:val="Compact"/>
+            </w:pPr>
+            <w:r>
+              <w:rPr>
+                <w:lang w:val="en-GB"/>
+              </w:rPr>
+              <w:t xml:space="preserve">14 529</w:t>
+            </w:r>
+          </w:p>
+        </w:tc>
+        <w:tc>
+          <w:tcPr/>
+          <w:p>
+            <w:pPr>
+              <w:pStyle w:val="Compact"/>
+            </w:pPr>
+            <w:r>
+              <w:rPr>
+                <w:lang w:val="en-GB"/>
+              </w:rPr>
+              <w:t xml:space="preserve">15 471</w:t>
+            </w:r>
+          </w:p>
+        </w:tc>
+      </w:tr>
+      <w:tr>
+        <w:tc>
+          <w:tcPr/>
+          <w:p>
+            <w:pPr>
+              <w:pStyle w:val="Compact"/>
+            </w:pPr>
+            <w:r>
+              <w:rPr>
+                <w:lang w:val="en-GB"/>
+              </w:rPr>
+              <w:t xml:space="preserve">30 000</w:t>
+            </w:r>
+          </w:p>
+        </w:tc>
+        <w:tc>
+          <w:tcPr/>
+          <w:p>
+            <w:pPr>
+              <w:pStyle w:val="Compact"/>
+            </w:pPr>
+            <w:r>
+              <w:rPr>
+                <w:lang w:val="en-GB"/>
+              </w:rPr>
+              <w:t xml:space="preserve">99</w:t>
+            </w:r>
+          </w:p>
+        </w:tc>
+        <w:tc>
+          <w:tcPr/>
+          <w:p>
+            <w:pPr>
+              <w:pStyle w:val="Compact"/>
+            </w:pPr>
+            <w:r>
+              <w:rPr>
+                <w:lang w:val="en-GB"/>
+              </w:rPr>
+              <w:t xml:space="preserve">—</w:t>
+            </w:r>
+          </w:p>
+        </w:tc>
+        <w:tc>
+          <w:tcPr/>
+          <w:p>
+            <w:pPr>
+              <w:pStyle w:val="Compact"/>
+            </w:pPr>
+            <w:r>
+              <w:rPr>
+                <w:lang w:val="en-GB"/>
+              </w:rPr>
+              <w:t xml:space="preserve">—</w:t>
+            </w:r>
+          </w:p>
+        </w:tc>
+        <w:tc>
+          <w:tcPr/>
+          <w:p>
+            <w:pPr>
+              <w:pStyle w:val="Compact"/>
+            </w:pPr>
+            <w:r>
+              <w:rPr>
+                <w:lang w:val="en-GB"/>
+              </w:rPr>
+              <w:t xml:space="preserve">—</w:t>
+            </w:r>
+          </w:p>
+        </w:tc>
+        <w:tc>
+          <w:tcPr/>
+          <w:p>
+            <w:pPr>
+              <w:pStyle w:val="Compact"/>
+            </w:pPr>
+            <w:r>
+              <w:rPr>
+                <w:lang w:val="en-GB"/>
+              </w:rPr>
+              <w:t xml:space="preserve">14 369</w:t>
+            </w:r>
+          </w:p>
+        </w:tc>
+        <w:tc>
+          <w:tcPr/>
+          <w:p>
+            <w:pPr>
+              <w:pStyle w:val="Compact"/>
+            </w:pPr>
+            <w:r>
+              <w:rPr>
+                <w:lang w:val="en-GB"/>
+              </w:rPr>
+              <w:t xml:space="preserve">15 631</w:t>
+            </w:r>
+          </w:p>
+        </w:tc>
+      </w:tr>
+    </w:tbl>
+    <w:p>
+      <w:pPr>
+        <w:pStyle w:val="BodyText"/>
+      </w:pPr>
+      <w:r>
+        <w:rPr>
+          <w:lang w:val="en-GB"/>
+        </w:rPr>
+        <w:t xml:space="preserve">The third row exists to show</w:t>
+      </w:r>
+      <w:r>
+        <w:rPr>
+          <w:lang w:val="en-GB"/>
+        </w:rPr>
+        <w:t xml:space="preserve"> </w:t>
+      </w:r>
+      <w:r>
+        <w:rPr>
+          <w:rStyle w:val="VerbatimChar"/>
+          <w:lang w:val="en-GB"/>
+        </w:rPr>
+        <w:t xml:space="preserve">-Dbulk.seed</w:t>
+      </w:r>
+      <w:r>
+        <w:rPr>
+          <w:lang w:val="en-GB"/>
+        </w:rPr>
+        <w:t xml:space="preserve"> </w:t>
+      </w:r>
+      <w:r>
+        <w:rPr>
+          <w:lang w:val="en-GB"/>
+        </w:rPr>
+        <w:t xml:space="preserve">genuinely changes the distribution</w:t>
+      </w:r>
+      <w:r>
+        <w:rPr>
+          <w:lang w:val="en-GB"/>
+        </w:rPr>
+        <w:t xml:space="preserve"> </w:t>
+      </w:r>
+      <w:r>
+        <w:rPr>
+          <w:lang w:val="en-GB"/>
+        </w:rPr>
+        <w:t xml:space="preserve">rather than being silently ignored.</w:t>
+      </w:r>
+      <w:r>
+        <w:rPr>
+          <w:lang w:val="en-GB"/>
+        </w:rPr>
+        <w:t xml:space="preserve"> </w:t>
+      </w:r>
+      <w:r>
+        <w:rPr>
+          <w:rStyle w:val="VerbatimChar"/>
+          <w:lang w:val="en-GB"/>
+        </w:rPr>
+        <w:t xml:space="preserve">-Pbulk</w:t>
+      </w:r>
+      <w:r>
+        <w:rPr>
+          <w:lang w:val="en-GB"/>
+        </w:rPr>
+        <w:t xml:space="preserve"> </w:t>
+      </w:r>
+      <w:r>
+        <w:rPr>
+          <w:lang w:val="en-GB"/>
+        </w:rPr>
+        <w:t xml:space="preserve">runs the whole suite, not only the</w:t>
+      </w:r>
+      <w:r>
+        <w:rPr>
+          <w:lang w:val="en-GB"/>
+        </w:rPr>
+        <w:t xml:space="preserve"> </w:t>
+      </w:r>
+      <w:r>
+        <w:rPr>
+          <w:lang w:val="en-GB"/>
+        </w:rPr>
+        <w:t xml:space="preserve">tagged test: 123 tests.</w:t>
+      </w:r>
+    </w:p>
+    <w:p>
+      <w:pPr>
+        <w:pStyle w:val="BodyText"/>
+      </w:pPr>
+      <w:r>
+        <w:rPr>
+          <w:lang w:val="en-GB"/>
+        </w:rPr>
+        <w:t xml:space="preserve">These numbers describe an in-memory queue with synchronous delivery, so they</w:t>
+      </w:r>
+      <w:r>
+        <w:rPr>
+          <w:lang w:val="en-GB"/>
+        </w:rPr>
+        <w:t xml:space="preserve"> </w:t>
+      </w:r>
+      <w:r>
+        <w:rPr>
+          <w:lang w:val="en-GB"/>
+        </w:rPr>
+        <w:t xml:space="preserve">measure the enrichment path and JSON binding — not Kafka. They are a regression</w:t>
+      </w:r>
+      <w:r>
+        <w:rPr>
+          <w:lang w:val="en-GB"/>
+        </w:rPr>
+        <w:t xml:space="preserve"> </w:t>
+      </w:r>
+      <w:r>
+        <w:rPr>
+          <w:lang w:val="en-GB"/>
+        </w:rPr>
+        <w:t xml:space="preserve">signal for "did this change make matching dramatically slower", not a capacity</w:t>
+      </w:r>
+      <w:r>
+        <w:rPr>
+          <w:lang w:val="en-GB"/>
+        </w:rPr>
+        <w:t xml:space="preserve"> </w:t>
+      </w:r>
+      <w:r>
+        <w:rPr>
+          <w:lang w:val="en-GB"/>
+        </w:rPr>
+        <w:t xml:space="preserve">estimate for the real service.</w:t>
+      </w:r>
+    </w:p>
+    <w:bookmarkEnd w:id="53"/>
+    <w:bookmarkStart w:id="54" w:name="known-coverage-gap"/>
+    <w:p>
+      <w:pPr>
+        <w:pStyle w:val="Heading3"/>
+      </w:pPr>
+      <w:r>
+        <w:rPr>
+          <w:lang w:val="en-GB"/>
+        </w:rPr>
+        <w:t xml:space="preserve">Known coverage gap</w:t>
+      </w:r>
+    </w:p>
+    <w:p>
+      <w:pPr>
+        <w:pStyle w:val="FirstParagraph"/>
+      </w:pPr>
+      <w:r>
+        <w:rPr>
+          <w:lang w:val="en-GB"/>
+        </w:rPr>
         <w:t xml:space="preserve">No scenario asserts the message key on</w:t>
       </w:r>
       <w:r>
@@ -6621,9 +7222,9 @@
         </w:pict>
       </w:r>
     </w:p>
-    <w:bookmarkEnd w:id="53"/>
     <w:bookmarkEnd w:id="54"/>
-    <w:bookmarkStart w:id="55" w:name="flag-reasons-spec-6"/>
+    <w:bookmarkEnd w:id="55"/>
+    <w:bookmarkStart w:id="56" w:name="flag-reasons-spec-6"/>
     <w:p>
       <w:pPr>
         <w:pStyle w:val="Heading2"/>
@@ -6842,8 +7443,8 @@
         <w:t xml:space="preserve">a list; both cities failing yields two entries, ordered origin then destination.</w:t>
       </w:r>
     </w:p>
-    <w:bookmarkEnd w:id="55"/>
-    <w:bookmarkStart w:id="56" w:name="sanity-table-spec-5"/>
+    <w:bookmarkEnd w:id="56"/>
+    <w:bookmarkStart w:id="57" w:name="sanity-table-spec-5"/>
     <w:p>
       <w:pPr>
         <w:pStyle w:val="Heading2"/>
@@ -7353,8 +7954,8 @@
         </w:tc>
       </w:tr>
     </w:tbl>
-    <w:bookmarkEnd w:id="56"/>
-    <w:bookmarkStart w:id="57" w:name="key-invariants"/>
+    <w:bookmarkEnd w:id="57"/>
+    <w:bookmarkStart w:id="58" w:name="key-invariants"/>
     <w:p>
       <w:pPr>
         <w:pStyle w:val="Heading2"/>
@@ -7673,8 +8274,8 @@
         <w:t xml:space="preserve">section; CLAUDE.md #5).</w:t>
       </w:r>
     </w:p>
-    <w:bookmarkEnd w:id="57"/>
     <w:bookmarkEnd w:id="58"/>
+    <w:bookmarkEnd w:id="59"/>
     <w:sectPr>
       <w:footnotePr>
         <w:numRestart w:val="eachSect"/>

--- a/docs/ARCHITECTURE.docx
+++ b/docs/ARCHITECTURE.docx
@@ -7055,6 +7055,339 @@
           <w:lang w:val="en-GB"/>
         </w:rPr>
         <w:t xml:space="preserve">tagged test: 123 tests.</w:t>
+      </w:r>
+    </w:p>
+    <w:p>
+      <w:pPr>
+        <w:pStyle w:val="BodyText"/>
+      </w:pPr>
+      <w:r>
+        <w:rPr>
+          <w:lang w:val="en-GB"/>
+        </w:rPr>
+        <w:t xml:space="preserve">The same two runs on GitHub's shared runners:</w:t>
+      </w:r>
+    </w:p>
+    <w:tbl>
+      <w:tblPr>
+        <w:tblStyle w:val="Table"/>
+        <w:tblW w:type="auto" w:w="0"/>
+        <w:tblLook w:firstRow="1" w:lastRow="0" w:firstColumn="0" w:lastColumn="0" w:noHBand="0" w:noVBand="0" w:val="0020"/>
+      </w:tblPr>
+      <w:tblGrid>
+        <w:gridCol w:w="1584"/>
+        <w:gridCol w:w="1584"/>
+        <w:gridCol w:w="1584"/>
+        <w:gridCol w:w="1584"/>
+        <w:gridCol w:w="1584"/>
+      </w:tblGrid>
+      <w:tr>
+        <w:trPr>
+          <w:tblHeader w:val="on"/>
+        </w:trPr>
+        <w:tc>
+          <w:tcPr/>
+          <w:p>
+            <w:pPr>
+              <w:pStyle w:val="Compact"/>
+            </w:pPr>
+            <w:r>
+              <w:rPr>
+                <w:lang w:val="en-GB"/>
+              </w:rPr>
+              <w:t xml:space="preserve">Messages</w:t>
+            </w:r>
+          </w:p>
+        </w:tc>
+        <w:tc>
+          <w:tcPr/>
+          <w:p>
+            <w:pPr>
+              <w:pStyle w:val="Compact"/>
+            </w:pPr>
+            <w:r>
+              <w:rPr>
+                <w:lang w:val="en-GB"/>
+              </w:rPr>
+              <w:t xml:space="preserve">Load + process</w:t>
+            </w:r>
+          </w:p>
+        </w:tc>
+        <w:tc>
+          <w:tcPr/>
+          <w:p>
+            <w:pPr>
+              <w:pStyle w:val="Compact"/>
+            </w:pPr>
+            <w:r>
+              <w:rPr>
+                <w:lang w:val="en-GB"/>
+              </w:rPr>
+              <w:t xml:space="preserve">Throughput</w:t>
+            </w:r>
+          </w:p>
+        </w:tc>
+        <w:tc>
+          <w:tcPr/>
+          <w:p>
+            <w:pPr>
+              <w:pStyle w:val="Compact"/>
+            </w:pPr>
+            <w:r>
+              <w:rPr>
+                <w:lang w:val="en-GB"/>
+              </w:rPr>
+              <w:t xml:space="preserve">Enriched</w:t>
+            </w:r>
+          </w:p>
+        </w:tc>
+        <w:tc>
+          <w:tcPr/>
+          <w:p>
+            <w:pPr>
+              <w:pStyle w:val="Compact"/>
+            </w:pPr>
+            <w:r>
+              <w:rPr>
+                <w:lang w:val="en-GB"/>
+              </w:rPr>
+              <w:t xml:space="preserve">Flagged</w:t>
+            </w:r>
+          </w:p>
+        </w:tc>
+      </w:tr>
+      <w:tr>
+        <w:tc>
+          <w:tcPr/>
+          <w:p>
+            <w:pPr>
+              <w:pStyle w:val="Compact"/>
+            </w:pPr>
+            <w:r>
+              <w:rPr>
+                <w:lang w:val="en-GB"/>
+              </w:rPr>
+              <w:t xml:space="preserve">20 000</w:t>
+            </w:r>
+          </w:p>
+        </w:tc>
+        <w:tc>
+          <w:tcPr/>
+          <w:p>
+            <w:pPr>
+              <w:pStyle w:val="Compact"/>
+            </w:pPr>
+            <w:r>
+              <w:rPr>
+                <w:lang w:val="en-GB"/>
+              </w:rPr>
+              <w:t xml:space="preserve">992 ms</w:t>
+            </w:r>
+          </w:p>
+        </w:tc>
+        <w:tc>
+          <w:tcPr/>
+          <w:p>
+            <w:pPr>
+              <w:pStyle w:val="Compact"/>
+            </w:pPr>
+            <w:r>
+              <w:rPr>
+                <w:lang w:val="en-GB"/>
+              </w:rPr>
+              <w:t xml:space="preserve">20 161 msg/sec</w:t>
+            </w:r>
+          </w:p>
+        </w:tc>
+        <w:tc>
+          <w:tcPr/>
+          <w:p>
+            <w:pPr>
+              <w:pStyle w:val="Compact"/>
+            </w:pPr>
+            <w:r>
+              <w:rPr>
+                <w:lang w:val="en-GB"/>
+              </w:rPr>
+              <w:t xml:space="preserve">9 717</w:t>
+            </w:r>
+          </w:p>
+        </w:tc>
+        <w:tc>
+          <w:tcPr/>
+          <w:p>
+            <w:pPr>
+              <w:pStyle w:val="Compact"/>
+            </w:pPr>
+            <w:r>
+              <w:rPr>
+                <w:lang w:val="en-GB"/>
+              </w:rPr>
+              <w:t xml:space="preserve">10 283</w:t>
+            </w:r>
+          </w:p>
+        </w:tc>
+      </w:tr>
+      <w:tr>
+        <w:tc>
+          <w:tcPr/>
+          <w:p>
+            <w:pPr>
+              <w:pStyle w:val="Compact"/>
+            </w:pPr>
+            <w:r>
+              <w:rPr>
+                <w:lang w:val="en-GB"/>
+              </w:rPr>
+              <w:t xml:space="preserve">30 000</w:t>
+            </w:r>
+          </w:p>
+        </w:tc>
+        <w:tc>
+          <w:tcPr/>
+          <w:p>
+            <w:pPr>
+              <w:pStyle w:val="Compact"/>
+            </w:pPr>
+            <w:r>
+              <w:rPr>
+                <w:lang w:val="en-GB"/>
+              </w:rPr>
+              <w:t xml:space="preserve">1 552 ms</w:t>
+            </w:r>
+          </w:p>
+        </w:tc>
+        <w:tc>
+          <w:tcPr/>
+          <w:p>
+            <w:pPr>
+              <w:pStyle w:val="Compact"/>
+            </w:pPr>
+            <w:r>
+              <w:rPr>
+                <w:lang w:val="en-GB"/>
+              </w:rPr>
+              <w:t xml:space="preserve">19 330 msg/sec</w:t>
+            </w:r>
+          </w:p>
+        </w:tc>
+        <w:tc>
+          <w:tcPr/>
+          <w:p>
+            <w:pPr>
+              <w:pStyle w:val="Compact"/>
+            </w:pPr>
+            <w:r>
+              <w:rPr>
+                <w:lang w:val="en-GB"/>
+              </w:rPr>
+              <w:t xml:space="preserve">14 529</w:t>
+            </w:r>
+          </w:p>
+        </w:tc>
+        <w:tc>
+          <w:tcPr/>
+          <w:p>
+            <w:pPr>
+              <w:pStyle w:val="Compact"/>
+            </w:pPr>
+            <w:r>
+              <w:rPr>
+                <w:lang w:val="en-GB"/>
+              </w:rPr>
+              <w:t xml:space="preserve">15 471</w:t>
+            </w:r>
+          </w:p>
+        </w:tc>
+      </w:tr>
+    </w:tbl>
+    <w:p>
+      <w:pPr>
+        <w:pStyle w:val="BodyText"/>
+      </w:pPr>
+      <w:r>
+        <w:rPr>
+          <w:lang w:val="en-GB"/>
+        </w:rPr>
+        <w:t xml:space="preserve">Throughput is five to six times lower on shared CI hardware, which is expected and</w:t>
+      </w:r>
+      <w:r>
+        <w:rPr>
+          <w:lang w:val="en-GB"/>
+        </w:rPr>
+        <w:t xml:space="preserve"> </w:t>
+      </w:r>
+      <w:r>
+        <w:rPr>
+          <w:lang w:val="en-GB"/>
+        </w:rPr>
+        <w:t xml:space="preserve">is why the figure is only ever compared against itself.</w:t>
+      </w:r>
+      <w:r>
+        <w:rPr>
+          <w:lang w:val="en-GB"/>
+        </w:rPr>
+        <w:t xml:space="preserve"> </w:t>
+      </w:r>
+      <w:r>
+        <w:rPr>
+          <w:b/>
+          <w:bCs/>
+          <w:lang w:val="en-GB"/>
+        </w:rPr>
+        <w:t xml:space="preserve">The enriched and flagged</w:t>
+      </w:r>
+      <w:r>
+        <w:rPr>
+          <w:b/>
+          <w:bCs/>
+          <w:lang w:val="en-GB"/>
+        </w:rPr>
+        <w:t xml:space="preserve"> </w:t>
+      </w:r>
+      <w:r>
+        <w:rPr>
+          <w:b/>
+          <w:bCs/>
+          <w:lang w:val="en-GB"/>
+        </w:rPr>
+        <w:t xml:space="preserve">counts are identical to the local run.</w:t>
+      </w:r>
+      <w:r>
+        <w:rPr>
+          <w:lang w:val="en-GB"/>
+        </w:rPr>
+        <w:t xml:space="preserve"> </w:t>
+      </w:r>
+      <w:r>
+        <w:rPr>
+          <w:lang w:val="en-GB"/>
+        </w:rPr>
+        <w:t xml:space="preserve">Same seed, entirely different machine,</w:t>
+      </w:r>
+      <w:r>
+        <w:rPr>
+          <w:lang w:val="en-GB"/>
+        </w:rPr>
+        <w:t xml:space="preserve"> </w:t>
+      </w:r>
+      <w:r>
+        <w:rPr>
+          <w:lang w:val="en-GB"/>
+        </w:rPr>
+        <w:t xml:space="preserve">same distribution to the message — that is the determinism requirement of</w:t>
+      </w:r>
+      <w:r>
+        <w:rPr>
+          <w:lang w:val="en-GB"/>
+        </w:rPr>
+        <w:t xml:space="preserve"> </w:t>
+      </w:r>
+      <w:r>
+        <w:rPr>
+          <w:lang w:val="en-GB"/>
+        </w:rPr>
+        <w:t xml:space="preserve">CLAUDE.md #7 demonstrated rather than asserted.</w:t>
       </w:r>
     </w:p>
     <w:p>

--- a/docs/ARCHITECTURE.docx
+++ b/docs/ARCHITECTURE.docx
@@ -3572,7 +3572,7 @@
                 <w:bCs/>
                 <w:lang w:val="en-GB"/>
               </w:rPr>
-              <w:t xml:space="preserve">121 tests green</w:t>
+              <w:t xml:space="preserve">131 tests green</w:t>
             </w:r>
             <w:r>
               <w:rPr>

--- a/docs/ARCHITECTURE.docx
+++ b/docs/ARCHITECTURE.docx
@@ -64,7 +64,7 @@
         </w:p>
       </w:sdtContent>
     </w:sdt>
-    <w:bookmarkStart w:id="59" w:name="X782f1fbb4c22fdc4379a46c52d2b6f57d40991d"/>
+    <w:bookmarkStart w:id="58" w:name="X782f1fbb4c22fdc4379a46c52d2b6f57d40991d"/>
     <w:p>
       <w:pPr>
         <w:pStyle w:val="Heading1"/>
@@ -4013,7 +4013,7 @@
       </w:r>
     </w:p>
     <w:bookmarkEnd w:id="50"/>
-    <w:bookmarkStart w:id="55" w:name="X6e99fd5e441c1dcb126b0d0c46911f5f194195c"/>
+    <w:bookmarkStart w:id="54" w:name="X6e99fd5e441c1dcb126b0d0c46911f5f194195c"/>
     <w:p>
       <w:pPr>
         <w:pStyle w:val="Heading2"/>
@@ -4697,7 +4697,27 @@
           <w:rStyle w:val="VerbatimChar"/>
           <w:lang w:val="en-GB"/>
         </w:rPr>
+        <w:t xml:space="preserve">    And a raw booking "BKG-20" with origin "Mumbi" and destination "Pune" is published</w:t>
+      </w:r>
+      <w:r>
+        <w:br/>
+      </w:r>
+      <w:r>
+        <w:rPr>
+          <w:rStyle w:val="VerbatimChar"/>
+          <w:lang w:val="en-GB"/>
+        </w:rPr>
         <w:t xml:space="preserve">    Then the message for "BKG-18" on "booking.flagged" has key "BKG-18"</w:t>
+      </w:r>
+      <w:r>
+        <w:br/>
+      </w:r>
+      <w:r>
+        <w:rPr>
+          <w:rStyle w:val="VerbatimChar"/>
+          <w:lang w:val="en-GB"/>
+        </w:rPr>
+        <w:t xml:space="preserve">    And the message for "BKG-20" on "booking.enriched" has key "BKG-20"</w:t>
       </w:r>
       <w:r>
         <w:br/>
@@ -5926,7 +5946,7 @@
               <w:rPr>
                 <w:lang w:val="en-GB"/>
               </w:rPr>
-              <w:t xml:space="preserve">BKG-18</w:t>
+              <w:t xml:space="preserve">BKG-18 + BKG-20</w:t>
             </w:r>
           </w:p>
         </w:tc>
@@ -5947,54 +5967,100 @@
               <w:rPr>
                 <w:lang w:val="en-GB"/>
               </w:rPr>
+              <w:t xml:space="preserve">/</w:t>
+            </w:r>
+            <w:r>
+              <w:rPr>
+                <w:rStyle w:val="VerbatimChar"/>
+                <w:lang w:val="en-GB"/>
+              </w:rPr>
+              <w:t xml:space="preserve">Warsaw</w:t>
+            </w:r>
+            <w:r>
+              <w:rPr>
+                <w:lang w:val="en-GB"/>
+              </w:rPr>
+              <w:t xml:space="preserve">, then</w:t>
+            </w:r>
+            <w:r>
+              <w:rPr>
+                <w:lang w:val="en-GB"/>
+              </w:rPr>
               <w:t xml:space="preserve"> </w:t>
             </w:r>
             <w:r>
               <w:rPr>
+                <w:rStyle w:val="VerbatimChar"/>
+                <w:lang w:val="en-GB"/>
+              </w:rPr>
+              <w:t xml:space="preserve">Mumbi</w:t>
+            </w:r>
+            <w:r>
+              <w:rPr>
                 <w:lang w:val="en-GB"/>
               </w:rPr>
               <w:t xml:space="preserve">/</w:t>
             </w:r>
             <w:r>
               <w:rPr>
+                <w:rStyle w:val="VerbatimChar"/>
+                <w:lang w:val="en-GB"/>
+              </w:rPr>
+              <w:t xml:space="preserve">Pune</w:t>
+            </w:r>
+          </w:p>
+        </w:tc>
+        <w:tc>
+          <w:tcPr/>
+          <w:p>
+            <w:pPr>
+              <w:pStyle w:val="Compact"/>
+            </w:pPr>
+            <w:r>
+              <w:rPr>
+                <w:lang w:val="en-GB"/>
+              </w:rPr>
+              <w:t xml:space="preserve">flagged, enriched</w:t>
+            </w:r>
+          </w:p>
+        </w:tc>
+        <w:tc>
+          <w:tcPr/>
+          <w:p>
+            <w:pPr>
+              <w:pStyle w:val="Compact"/>
+            </w:pPr>
+            <w:r>
+              <w:rPr>
+                <w:lang w:val="en-GB"/>
+              </w:rPr>
+              <w:t xml:space="preserve">message key is the bookingId on</w:t>
+            </w:r>
+            <w:r>
+              <w:rPr>
                 <w:lang w:val="en-GB"/>
               </w:rPr>
               <w:t xml:space="preserve"> </w:t>
             </w:r>
             <w:r>
               <w:rPr>
-                <w:rStyle w:val="VerbatimChar"/>
-                <w:lang w:val="en-GB"/>
-              </w:rPr>
-              <w:t xml:space="preserve">Warsaw</w:t>
-            </w:r>
-          </w:p>
-        </w:tc>
-        <w:tc>
-          <w:tcPr/>
-          <w:p>
-            <w:pPr>
-              <w:pStyle w:val="Compact"/>
-            </w:pPr>
-            <w:r>
-              <w:rPr>
-                <w:lang w:val="en-GB"/>
-              </w:rPr>
-              <w:t xml:space="preserve">flagged</w:t>
-            </w:r>
-          </w:p>
-        </w:tc>
-        <w:tc>
-          <w:tcPr/>
-          <w:p>
-            <w:pPr>
-              <w:pStyle w:val="Compact"/>
-            </w:pPr>
-            <w:r>
-              <w:rPr>
-                <w:lang w:val="en-GB"/>
-              </w:rPr>
-              <w:t xml:space="preserve">message key is the bookingId</w:t>
+                <w:b/>
+                <w:bCs/>
+                <w:lang w:val="en-GB"/>
+              </w:rPr>
+              <w:t xml:space="preserve">both</w:t>
+            </w:r>
+            <w:r>
+              <w:rPr>
+                <w:lang w:val="en-GB"/>
+              </w:rPr>
+              <w:t xml:space="preserve"> </w:t>
+            </w:r>
+            <w:r>
+              <w:rPr>
+                <w:lang w:val="en-GB"/>
+              </w:rPr>
+              <w:t xml:space="preserve">output topics</w:t>
             </w:r>
           </w:p>
         </w:tc>
@@ -7438,126 +7504,8 @@
       </w:r>
     </w:p>
     <w:bookmarkEnd w:id="53"/>
-    <w:bookmarkStart w:id="54" w:name="known-coverage-gap"/>
-    <w:p>
-      <w:pPr>
-        <w:pStyle w:val="Heading3"/>
-      </w:pPr>
-      <w:r>
-        <w:rPr>
-          <w:lang w:val="en-GB"/>
-        </w:rPr>
-        <w:t xml:space="preserve">Known coverage gap</w:t>
-      </w:r>
-    </w:p>
-    <w:p>
-      <w:pPr>
-        <w:pStyle w:val="FirstParagraph"/>
-      </w:pPr>
-      <w:r>
-        <w:rPr>
-          <w:lang w:val="en-GB"/>
-        </w:rPr>
-        <w:t xml:space="preserve">No scenario asserts the message key on</w:t>
-      </w:r>
-      <w:r>
-        <w:rPr>
-          <w:lang w:val="en-GB"/>
-        </w:rPr>
-        <w:t xml:space="preserve"> </w:t>
-      </w:r>
-      <w:r>
-        <w:rPr>
-          <w:rStyle w:val="VerbatimChar"/>
-          <w:lang w:val="en-GB"/>
-        </w:rPr>
-        <w:t xml:space="preserve">booking.enriched</w:t>
-      </w:r>
-      <w:r>
-        <w:rPr>
-          <w:lang w:val="en-GB"/>
-        </w:rPr>
-        <w:t xml:space="preserve">; BKG-18 covers only</w:t>
-      </w:r>
-      <w:r>
-        <w:rPr>
-          <w:lang w:val="en-GB"/>
-        </w:rPr>
-        <w:t xml:space="preserve"> </w:t>
-      </w:r>
-      <w:r>
-        <w:rPr>
-          <w:rStyle w:val="VerbatimChar"/>
-          <w:lang w:val="en-GB"/>
-        </w:rPr>
-        <w:t xml:space="preserve">booking.flagged</w:t>
-      </w:r>
-      <w:r>
-        <w:rPr>
-          <w:lang w:val="en-GB"/>
-        </w:rPr>
-        <w:t xml:space="preserve">, while SPEC §2 mandates</w:t>
-      </w:r>
-      <w:r>
-        <w:rPr>
-          <w:lang w:val="en-GB"/>
-        </w:rPr>
-        <w:t xml:space="preserve"> </w:t>
-      </w:r>
-      <w:r>
-        <w:rPr>
-          <w:rStyle w:val="VerbatimChar"/>
-          <w:lang w:val="en-GB"/>
-        </w:rPr>
-        <w:t xml:space="preserve">bookingId</w:t>
-      </w:r>
-      <w:r>
-        <w:rPr>
-          <w:lang w:val="en-GB"/>
-        </w:rPr>
-        <w:t xml:space="preserve"> </w:t>
-      </w:r>
-      <w:r>
-        <w:rPr>
-          <w:lang w:val="en-GB"/>
-        </w:rPr>
-        <w:t xml:space="preserve">as the key on all three</w:t>
-      </w:r>
-      <w:r>
-        <w:rPr>
-          <w:lang w:val="en-GB"/>
-        </w:rPr>
-        <w:t xml:space="preserve"> </w:t>
-      </w:r>
-      <w:r>
-        <w:rPr>
-          <w:lang w:val="en-GB"/>
-        </w:rPr>
-        <w:t xml:space="preserve">topics. Closing this needs a new scenario, which is a change to the locked</w:t>
-      </w:r>
-      <w:r>
-        <w:rPr>
-          <w:lang w:val="en-GB"/>
-        </w:rPr>
-        <w:t xml:space="preserve"> </w:t>
-      </w:r>
-      <w:r>
-        <w:rPr>
-          <w:lang w:val="en-GB"/>
-        </w:rPr>
-        <w:t xml:space="preserve">feature file and therefore a decision for the spec owner.</w:t>
-      </w:r>
-    </w:p>
-    <w:p>
-      <w:r>
-        <w:pict>
-          <v:rect style="width:0;height:1.5pt" o:hralign="center" o:hrstd="t" o:hr="t"/>
-        </w:pict>
-      </w:r>
-    </w:p>
     <w:bookmarkEnd w:id="54"/>
-    <w:bookmarkEnd w:id="55"/>
-    <w:bookmarkStart w:id="56" w:name="flag-reasons-spec-6"/>
+    <w:bookmarkStart w:id="55" w:name="flag-reasons-spec-6"/>
     <w:p>
       <w:pPr>
         <w:pStyle w:val="Heading2"/>
@@ -7776,8 +7724,8 @@
         <w:t xml:space="preserve">a list; both cities failing yields two entries, ordered origin then destination.</w:t>
       </w:r>
     </w:p>
-    <w:bookmarkEnd w:id="56"/>
-    <w:bookmarkStart w:id="57" w:name="sanity-table-spec-5"/>
+    <w:bookmarkEnd w:id="55"/>
+    <w:bookmarkStart w:id="56" w:name="sanity-table-spec-5"/>
     <w:p>
       <w:pPr>
         <w:pStyle w:val="Heading2"/>
@@ -8287,8 +8235,8 @@
         </w:tc>
       </w:tr>
     </w:tbl>
-    <w:bookmarkEnd w:id="57"/>
-    <w:bookmarkStart w:id="58" w:name="key-invariants"/>
+    <w:bookmarkEnd w:id="56"/>
+    <w:bookmarkStart w:id="57" w:name="key-invariants"/>
     <w:p>
       <w:pPr>
         <w:pStyle w:val="Heading2"/>
@@ -8607,8 +8555,8 @@
         <w:t xml:space="preserve">section; CLAUDE.md #5).</w:t>
       </w:r>
     </w:p>
+    <w:bookmarkEnd w:id="57"/>
     <w:bookmarkEnd w:id="58"/>
-    <w:bookmarkEnd w:id="59"/>
     <w:sectPr>
       <w:footnotePr>
         <w:numRestart w:val="eachSect"/>
